--- a/RAC/20장/20장_실습문제_추가서술형_정답.docx
+++ b/RAC/20장/20장_실습문제_추가서술형_정답.docx
@@ -39,19 +39,103 @@
     <w:p>
       <w:r>
         <w:rPr>
-          <w:rFonts w:ascii="맑은 고딕" w:hAnsi="맑은 고딕" w:eastAsia="맑은 고딕"/>
-          <w:sz w:val="21"/>
-        </w:rPr>
-        <w:t>`oifcfg getif` 는 관리자가 CRS 에 등록한 구성이다. 이 랩에서는 `ens160  172.16.119.0  global  cluster_interconnect,asm` 이다. 어떤 인터페이스를 인터커넥트로 쓸 것인가를 선언한 값이다.</w:t>
+          <w:rFonts w:ascii="Consolas" w:hAnsi="Consolas" w:eastAsia="Consolas" w:cs="Consolas"/>
+          <w:sz w:val="20"/>
+        </w:rPr>
+        <w:t xml:space="preserve">oifcfg getif</w:t>
+      </w:r>
+      <w:r>
+        <w:rPr>
+          <w:rFonts w:ascii="맑은 고딕" w:hAnsi="맑은 고딕" w:eastAsia="맑은 고딕"/>
+          <w:sz w:val="21"/>
+        </w:rPr>
+        <w:t xml:space="preserve"> 는 관리자가 CRS 에 등록한 구성이다. 이 랩에서는 </w:t>
+      </w:r>
+      <w:r>
+        <w:rPr>
+          <w:rFonts w:ascii="Consolas" w:hAnsi="Consolas" w:eastAsia="Consolas" w:cs="Consolas"/>
+          <w:sz w:val="20"/>
+        </w:rPr>
+        <w:t xml:space="preserve">ens160  172.16.119.0  global  cluster_interconnect,asm</w:t>
+      </w:r>
+      <w:r>
+        <w:rPr>
+          <w:rFonts w:ascii="맑은 고딕" w:hAnsi="맑은 고딕" w:eastAsia="맑은 고딕"/>
+          <w:sz w:val="21"/>
+        </w:rPr>
+        <w:t xml:space="preserve"> 이다. 어떤 인터페이스를 인터커넥트로 쓸 것인가를 선언한 값이다.</w:t>
       </w:r>
     </w:p>
     <w:p>
       <w:r>
         <w:rPr>
-          <w:rFonts w:ascii="맑은 고딕" w:hAnsi="맑은 고딕" w:eastAsia="맑은 고딕"/>
-          <w:sz w:val="21"/>
-        </w:rPr>
-        <w:t>`GV$CLUSTER_INTERCONNECTS` 는 데이터베이스가 실제로 쓰는 주소다. 인스턴스 1 이 `ens160:1` 의 `169.254.27.118`, 인스턴스 2 가 `ens160:1` 의 `169.254.26.245` 였다.</w:t>
+          <w:rFonts w:ascii="Consolas" w:hAnsi="Consolas" w:eastAsia="Consolas" w:cs="Consolas"/>
+          <w:sz w:val="20"/>
+        </w:rPr>
+        <w:t xml:space="preserve">GV$CLUSTER_INTERCONNECTS</w:t>
+      </w:r>
+      <w:r>
+        <w:rPr>
+          <w:rFonts w:ascii="맑은 고딕" w:hAnsi="맑은 고딕" w:eastAsia="맑은 고딕"/>
+          <w:sz w:val="21"/>
+        </w:rPr>
+        <w:t xml:space="preserve"> 는 데이터베이스가 실제로 쓰는 주소다. 인스턴스 1 이 </w:t>
+      </w:r>
+      <w:r>
+        <w:rPr>
+          <w:rFonts w:ascii="Consolas" w:hAnsi="Consolas" w:eastAsia="Consolas" w:cs="Consolas"/>
+          <w:sz w:val="20"/>
+        </w:rPr>
+        <w:t xml:space="preserve">ens160:1</w:t>
+      </w:r>
+      <w:r>
+        <w:rPr>
+          <w:rFonts w:ascii="맑은 고딕" w:hAnsi="맑은 고딕" w:eastAsia="맑은 고딕"/>
+          <w:sz w:val="21"/>
+        </w:rPr>
+        <w:t xml:space="preserve"> 의 </w:t>
+      </w:r>
+      <w:r>
+        <w:rPr>
+          <w:rFonts w:ascii="Consolas" w:hAnsi="Consolas" w:eastAsia="Consolas" w:cs="Consolas"/>
+          <w:sz w:val="20"/>
+        </w:rPr>
+        <w:t xml:space="preserve">169.254.27.118</w:t>
+      </w:r>
+      <w:r>
+        <w:rPr>
+          <w:rFonts w:ascii="맑은 고딕" w:hAnsi="맑은 고딕" w:eastAsia="맑은 고딕"/>
+          <w:sz w:val="21"/>
+        </w:rPr>
+        <w:t xml:space="preserve">, 인스턴스 2 가 </w:t>
+      </w:r>
+      <w:r>
+        <w:rPr>
+          <w:rFonts w:ascii="Consolas" w:hAnsi="Consolas" w:eastAsia="Consolas" w:cs="Consolas"/>
+          <w:sz w:val="20"/>
+        </w:rPr>
+        <w:t xml:space="preserve">ens160:1</w:t>
+      </w:r>
+      <w:r>
+        <w:rPr>
+          <w:rFonts w:ascii="맑은 고딕" w:hAnsi="맑은 고딕" w:eastAsia="맑은 고딕"/>
+          <w:sz w:val="21"/>
+        </w:rPr>
+        <w:t xml:space="preserve"> 의 </w:t>
+      </w:r>
+      <w:r>
+        <w:rPr>
+          <w:rFonts w:ascii="Consolas" w:hAnsi="Consolas" w:eastAsia="Consolas" w:cs="Consolas"/>
+          <w:sz w:val="20"/>
+        </w:rPr>
+        <w:t xml:space="preserve">169.254.26.245</w:t>
+      </w:r>
+      <w:r>
+        <w:rPr>
+          <w:rFonts w:ascii="맑은 고딕" w:hAnsi="맑은 고딕" w:eastAsia="맑은 고딕"/>
+          <w:sz w:val="21"/>
+        </w:rPr>
+        <w:t xml:space="preserve"> 였다.</w:t>
       </w:r>
     </w:p>
     <w:p>
@@ -60,7 +144,49 @@
           <w:rFonts w:ascii="맑은 고딕" w:hAnsi="맑은 고딕" w:eastAsia="맑은 고딕"/>
           <w:sz w:val="21"/>
         </w:rPr>
-        <w:t>다른 이유는 그 사이에 HAIP 가 있기 때문이다. `/sbin/ip -4 addr show ens160` 을 보면 같은 인터페이스에 물리 주소 `172.16.119.101` 과 링크 로컬 별칭 `169.254.27.118` 이 함께 붙어 있다. CRS 가 등록된 인터페이스 위에 별칭을 만들고 데이터베이스는 그 별칭을 쓴다.</w:t>
+        <w:t xml:space="preserve">다른 이유는 그 사이에 HAIP 가 있기 때문이다. </w:t>
+      </w:r>
+      <w:r>
+        <w:rPr>
+          <w:rFonts w:ascii="Consolas" w:hAnsi="Consolas" w:eastAsia="Consolas" w:cs="Consolas"/>
+          <w:sz w:val="20"/>
+        </w:rPr>
+        <w:t xml:space="preserve">/sbin/ip -4 addr show ens160</w:t>
+      </w:r>
+      <w:r>
+        <w:rPr>
+          <w:rFonts w:ascii="맑은 고딕" w:hAnsi="맑은 고딕" w:eastAsia="맑은 고딕"/>
+          <w:sz w:val="21"/>
+        </w:rPr>
+        <w:t xml:space="preserve"> 을 보면 같은 인터페이스에 물리 주소 </w:t>
+      </w:r>
+      <w:r>
+        <w:rPr>
+          <w:rFonts w:ascii="Consolas" w:hAnsi="Consolas" w:eastAsia="Consolas" w:cs="Consolas"/>
+          <w:sz w:val="20"/>
+        </w:rPr>
+        <w:t xml:space="preserve">172.16.119.101</w:t>
+      </w:r>
+      <w:r>
+        <w:rPr>
+          <w:rFonts w:ascii="맑은 고딕" w:hAnsi="맑은 고딕" w:eastAsia="맑은 고딕"/>
+          <w:sz w:val="21"/>
+        </w:rPr>
+        <w:t xml:space="preserve"> 과 링크 로컬 별칭 </w:t>
+      </w:r>
+      <w:r>
+        <w:rPr>
+          <w:rFonts w:ascii="Consolas" w:hAnsi="Consolas" w:eastAsia="Consolas" w:cs="Consolas"/>
+          <w:sz w:val="20"/>
+        </w:rPr>
+        <w:t xml:space="preserve">169.254.27.118</w:t>
+      </w:r>
+      <w:r>
+        <w:rPr>
+          <w:rFonts w:ascii="맑은 고딕" w:hAnsi="맑은 고딕" w:eastAsia="맑은 고딕"/>
+          <w:sz w:val="21"/>
+        </w:rPr>
+        <w:t xml:space="preserve"> 이 함께 붙어 있다. CRS 가 등록된 인터페이스 위에 별칭을 만들고 데이터베이스는 그 별칭을 쓴다.</w:t>
       </w:r>
     </w:p>
     <w:p>
@@ -75,10 +201,17 @@
     <w:p>
       <w:r>
         <w:rPr>
-          <w:rFonts w:ascii="맑은 고딕" w:hAnsi="맑은 고딕" w:eastAsia="맑은 고딕"/>
-          <w:sz w:val="21"/>
-        </w:rPr>
-        <w:t>`169.254.x.x` 는 링크 로컬 대역이라 라우팅되지 않는다. 같은 스위치에 붙은 노드끼리만 쓰는 인터커넥트 용도에 맞는 선택이다.</w:t>
+          <w:rFonts w:ascii="Consolas" w:hAnsi="Consolas" w:eastAsia="Consolas" w:cs="Consolas"/>
+          <w:sz w:val="20"/>
+        </w:rPr>
+        <w:t xml:space="preserve">169.254.x.x</w:t>
+      </w:r>
+      <w:r>
+        <w:rPr>
+          <w:rFonts w:ascii="맑은 고딕" w:hAnsi="맑은 고딕" w:eastAsia="맑은 고딕"/>
+          <w:sz w:val="21"/>
+        </w:rPr>
+        <w:t xml:space="preserve"> 는 링크 로컬 대역이라 라우팅되지 않는다. 같은 스위치에 붙은 노드끼리만 쓰는 인터커넥트 용도에 맞는 선택이다.</w:t>
       </w:r>
     </w:p>
     <w:p>
@@ -186,7 +319,77 @@
           <w:rFonts w:ascii="맑은 고딕" w:hAnsi="맑은 고딕" w:eastAsia="맑은 고딕"/>
           <w:sz w:val="21"/>
         </w:rPr>
-        <w:t>블록 종류는 `cr` 과 `current` 다. `cr` 은 읽기 일관성 사본, `current` 는 현재 블록이다. 수정하려면 `current` 가 필요하다.</w:t>
+        <w:t xml:space="preserve">블록 종류는 </w:t>
+      </w:r>
+      <w:r>
+        <w:rPr>
+          <w:rFonts w:ascii="Consolas" w:hAnsi="Consolas" w:eastAsia="Consolas" w:cs="Consolas"/>
+          <w:sz w:val="20"/>
+        </w:rPr>
+        <w:t xml:space="preserve">cr</w:t>
+      </w:r>
+      <w:r>
+        <w:rPr>
+          <w:rFonts w:ascii="맑은 고딕" w:hAnsi="맑은 고딕" w:eastAsia="맑은 고딕"/>
+          <w:sz w:val="21"/>
+        </w:rPr>
+        <w:t xml:space="preserve"> 과 </w:t>
+      </w:r>
+      <w:r>
+        <w:rPr>
+          <w:rFonts w:ascii="Consolas" w:hAnsi="Consolas" w:eastAsia="Consolas" w:cs="Consolas"/>
+          <w:sz w:val="20"/>
+        </w:rPr>
+        <w:t xml:space="preserve">current</w:t>
+      </w:r>
+      <w:r>
+        <w:rPr>
+          <w:rFonts w:ascii="맑은 고딕" w:hAnsi="맑은 고딕" w:eastAsia="맑은 고딕"/>
+          <w:sz w:val="21"/>
+        </w:rPr>
+        <w:t xml:space="preserve"> 다. </w:t>
+      </w:r>
+      <w:r>
+        <w:rPr>
+          <w:rFonts w:ascii="Consolas" w:hAnsi="Consolas" w:eastAsia="Consolas" w:cs="Consolas"/>
+          <w:sz w:val="20"/>
+        </w:rPr>
+        <w:t xml:space="preserve">cr</w:t>
+      </w:r>
+      <w:r>
+        <w:rPr>
+          <w:rFonts w:ascii="맑은 고딕" w:hAnsi="맑은 고딕" w:eastAsia="맑은 고딕"/>
+          <w:sz w:val="21"/>
+        </w:rPr>
+        <w:t xml:space="preserve"> 은 읽기 일관성 사본, </w:t>
+      </w:r>
+      <w:r>
+        <w:rPr>
+          <w:rFonts w:ascii="Consolas" w:hAnsi="Consolas" w:eastAsia="Consolas" w:cs="Consolas"/>
+          <w:sz w:val="20"/>
+        </w:rPr>
+        <w:t xml:space="preserve">current</w:t>
+      </w:r>
+      <w:r>
+        <w:rPr>
+          <w:rFonts w:ascii="맑은 고딕" w:hAnsi="맑은 고딕" w:eastAsia="맑은 고딕"/>
+          <w:sz w:val="21"/>
+        </w:rPr>
+        <w:t xml:space="preserve"> 는 현재 블록이다. 수정하려면 </w:t>
+      </w:r>
+      <w:r>
+        <w:rPr>
+          <w:rFonts w:ascii="Consolas" w:hAnsi="Consolas" w:eastAsia="Consolas" w:cs="Consolas"/>
+          <w:sz w:val="20"/>
+        </w:rPr>
+        <w:t xml:space="preserve">current</w:t>
+      </w:r>
+      <w:r>
+        <w:rPr>
+          <w:rFonts w:ascii="맑은 고딕" w:hAnsi="맑은 고딕" w:eastAsia="맑은 고딕"/>
+          <w:sz w:val="21"/>
+        </w:rPr>
+        <w:t xml:space="preserve"> 가 필요하다.</w:t>
       </w:r>
     </w:p>
     <w:p>
@@ -195,7 +398,91 @@
           <w:rFonts w:ascii="맑은 고딕" w:hAnsi="맑은 고딕" w:eastAsia="맑은 고딕"/>
           <w:sz w:val="21"/>
         </w:rPr>
-        <w:t>동작은 `block`, `grant`, `multi block` 이다. `block` 은 블록 자체를 받은 것이고 `grant` 는 권한만 받은 것이다. 블록이 이미 자기 캐시에 있거나 디스크에서 읽으면 되는 경우에 `grant` 가 나온다.</w:t>
+        <w:t xml:space="preserve">동작은 </w:t>
+      </w:r>
+      <w:r>
+        <w:rPr>
+          <w:rFonts w:ascii="Consolas" w:hAnsi="Consolas" w:eastAsia="Consolas" w:cs="Consolas"/>
+          <w:sz w:val="20"/>
+        </w:rPr>
+        <w:t xml:space="preserve">block</w:t>
+      </w:r>
+      <w:r>
+        <w:rPr>
+          <w:rFonts w:ascii="맑은 고딕" w:hAnsi="맑은 고딕" w:eastAsia="맑은 고딕"/>
+          <w:sz w:val="21"/>
+        </w:rPr>
+        <w:t xml:space="preserve">, </w:t>
+      </w:r>
+      <w:r>
+        <w:rPr>
+          <w:rFonts w:ascii="Consolas" w:hAnsi="Consolas" w:eastAsia="Consolas" w:cs="Consolas"/>
+          <w:sz w:val="20"/>
+        </w:rPr>
+        <w:t xml:space="preserve">grant</w:t>
+      </w:r>
+      <w:r>
+        <w:rPr>
+          <w:rFonts w:ascii="맑은 고딕" w:hAnsi="맑은 고딕" w:eastAsia="맑은 고딕"/>
+          <w:sz w:val="21"/>
+        </w:rPr>
+        <w:t xml:space="preserve">, </w:t>
+      </w:r>
+      <w:r>
+        <w:rPr>
+          <w:rFonts w:ascii="Consolas" w:hAnsi="Consolas" w:eastAsia="Consolas" w:cs="Consolas"/>
+          <w:sz w:val="20"/>
+        </w:rPr>
+        <w:t xml:space="preserve">multi block</w:t>
+      </w:r>
+      <w:r>
+        <w:rPr>
+          <w:rFonts w:ascii="맑은 고딕" w:hAnsi="맑은 고딕" w:eastAsia="맑은 고딕"/>
+          <w:sz w:val="21"/>
+        </w:rPr>
+        <w:t xml:space="preserve"> 이다. </w:t>
+      </w:r>
+      <w:r>
+        <w:rPr>
+          <w:rFonts w:ascii="Consolas" w:hAnsi="Consolas" w:eastAsia="Consolas" w:cs="Consolas"/>
+          <w:sz w:val="20"/>
+        </w:rPr>
+        <w:t xml:space="preserve">block</w:t>
+      </w:r>
+      <w:r>
+        <w:rPr>
+          <w:rFonts w:ascii="맑은 고딕" w:hAnsi="맑은 고딕" w:eastAsia="맑은 고딕"/>
+          <w:sz w:val="21"/>
+        </w:rPr>
+        <w:t xml:space="preserve"> 은 블록 자체를 받은 것이고 </w:t>
+      </w:r>
+      <w:r>
+        <w:rPr>
+          <w:rFonts w:ascii="Consolas" w:hAnsi="Consolas" w:eastAsia="Consolas" w:cs="Consolas"/>
+          <w:sz w:val="20"/>
+        </w:rPr>
+        <w:t xml:space="preserve">grant</w:t>
+      </w:r>
+      <w:r>
+        <w:rPr>
+          <w:rFonts w:ascii="맑은 고딕" w:hAnsi="맑은 고딕" w:eastAsia="맑은 고딕"/>
+          <w:sz w:val="21"/>
+        </w:rPr>
+        <w:t xml:space="preserve"> 는 권한만 받은 것이다. 블록이 이미 자기 캐시에 있거나 디스크에서 읽으면 되는 경우에 </w:t>
+      </w:r>
+      <w:r>
+        <w:rPr>
+          <w:rFonts w:ascii="Consolas" w:hAnsi="Consolas" w:eastAsia="Consolas" w:cs="Consolas"/>
+          <w:sz w:val="20"/>
+        </w:rPr>
+        <w:t xml:space="preserve">grant</w:t>
+      </w:r>
+      <w:r>
+        <w:rPr>
+          <w:rFonts w:ascii="맑은 고딕" w:hAnsi="맑은 고딕" w:eastAsia="맑은 고딕"/>
+          <w:sz w:val="21"/>
+        </w:rPr>
+        <w:t xml:space="preserve"> 가 나온다.</w:t>
       </w:r>
     </w:p>
     <w:p>
@@ -204,34 +491,153 @@
           <w:rFonts w:ascii="맑은 고딕" w:hAnsi="맑은 고딕" w:eastAsia="맑은 고딕"/>
           <w:sz w:val="21"/>
         </w:rPr>
-        <w:t>결과는 `2-way`, `3-way`, `busy`, `congested` 다. `2-way` 는 요청자와 소유자 사이에서 끝난 것, `3-way` 는 자원 마스터가 제3의 인스턴스여서 한 번 더 거친 것이다. `busy` 는 상대가 그 블록을 쓰고 있어 기다린 것이다.</w:t>
+        <w:t xml:space="preserve">결과는 </w:t>
+      </w:r>
+      <w:r>
+        <w:rPr>
+          <w:rFonts w:ascii="Consolas" w:hAnsi="Consolas" w:eastAsia="Consolas" w:cs="Consolas"/>
+          <w:sz w:val="20"/>
+        </w:rPr>
+        <w:t xml:space="preserve">2-way</w:t>
+      </w:r>
+      <w:r>
+        <w:rPr>
+          <w:rFonts w:ascii="맑은 고딕" w:hAnsi="맑은 고딕" w:eastAsia="맑은 고딕"/>
+          <w:sz w:val="21"/>
+        </w:rPr>
+        <w:t xml:space="preserve">, </w:t>
+      </w:r>
+      <w:r>
+        <w:rPr>
+          <w:rFonts w:ascii="Consolas" w:hAnsi="Consolas" w:eastAsia="Consolas" w:cs="Consolas"/>
+          <w:sz w:val="20"/>
+        </w:rPr>
+        <w:t xml:space="preserve">3-way</w:t>
+      </w:r>
+      <w:r>
+        <w:rPr>
+          <w:rFonts w:ascii="맑은 고딕" w:hAnsi="맑은 고딕" w:eastAsia="맑은 고딕"/>
+          <w:sz w:val="21"/>
+        </w:rPr>
+        <w:t xml:space="preserve">, </w:t>
+      </w:r>
+      <w:r>
+        <w:rPr>
+          <w:rFonts w:ascii="Consolas" w:hAnsi="Consolas" w:eastAsia="Consolas" w:cs="Consolas"/>
+          <w:sz w:val="20"/>
+        </w:rPr>
+        <w:t xml:space="preserve">busy</w:t>
+      </w:r>
+      <w:r>
+        <w:rPr>
+          <w:rFonts w:ascii="맑은 고딕" w:hAnsi="맑은 고딕" w:eastAsia="맑은 고딕"/>
+          <w:sz w:val="21"/>
+        </w:rPr>
+        <w:t xml:space="preserve">, </w:t>
+      </w:r>
+      <w:r>
+        <w:rPr>
+          <w:rFonts w:ascii="Consolas" w:hAnsi="Consolas" w:eastAsia="Consolas" w:cs="Consolas"/>
+          <w:sz w:val="20"/>
+        </w:rPr>
+        <w:t xml:space="preserve">congested</w:t>
+      </w:r>
+      <w:r>
+        <w:rPr>
+          <w:rFonts w:ascii="맑은 고딕" w:hAnsi="맑은 고딕" w:eastAsia="맑은 고딕"/>
+          <w:sz w:val="21"/>
+        </w:rPr>
+        <w:t xml:space="preserve"> 다. </w:t>
+      </w:r>
+      <w:r>
+        <w:rPr>
+          <w:rFonts w:ascii="Consolas" w:hAnsi="Consolas" w:eastAsia="Consolas" w:cs="Consolas"/>
+          <w:sz w:val="20"/>
+        </w:rPr>
+        <w:t xml:space="preserve">2-way</w:t>
+      </w:r>
+      <w:r>
+        <w:rPr>
+          <w:rFonts w:ascii="맑은 고딕" w:hAnsi="맑은 고딕" w:eastAsia="맑은 고딕"/>
+          <w:sz w:val="21"/>
+        </w:rPr>
+        <w:t xml:space="preserve"> 는 요청자와 소유자 사이에서 끝난 것, </w:t>
+      </w:r>
+      <w:r>
+        <w:rPr>
+          <w:rFonts w:ascii="Consolas" w:hAnsi="Consolas" w:eastAsia="Consolas" w:cs="Consolas"/>
+          <w:sz w:val="20"/>
+        </w:rPr>
+        <w:t xml:space="preserve">3-way</w:t>
+      </w:r>
+      <w:r>
+        <w:rPr>
+          <w:rFonts w:ascii="맑은 고딕" w:hAnsi="맑은 고딕" w:eastAsia="맑은 고딕"/>
+          <w:sz w:val="21"/>
+        </w:rPr>
+        <w:t xml:space="preserve"> 는 자원 마스터가 제3의 인스턴스여서 한 번 더 거친 것이다. </w:t>
+      </w:r>
+      <w:r>
+        <w:rPr>
+          <w:rFonts w:ascii="Consolas" w:hAnsi="Consolas" w:eastAsia="Consolas" w:cs="Consolas"/>
+          <w:sz w:val="20"/>
+        </w:rPr>
+        <w:t xml:space="preserve">busy</w:t>
+      </w:r>
+      <w:r>
+        <w:rPr>
+          <w:rFonts w:ascii="맑은 고딕" w:hAnsi="맑은 고딕" w:eastAsia="맑은 고딕"/>
+          <w:sz w:val="21"/>
+        </w:rPr>
+        <w:t xml:space="preserve"> 는 상대가 그 블록을 쓰고 있어 기다린 것이다.</w:t>
       </w:r>
     </w:p>
     <w:p>
       <w:r>
         <w:rPr>
-          <w:rFonts w:ascii="맑은 고딕" w:hAnsi="맑은 고딕" w:eastAsia="맑은 고딕"/>
-          <w:sz w:val="21"/>
-        </w:rPr>
-        <w:t>`gc cr block 2-way` 는 읽기 일관성 블록을 다른 인스턴스에서 한 번에 받았다는 뜻이다. 정상이며 이 랩에서 평균 0.06 센티초로 빨랐다.</w:t>
+          <w:rFonts w:ascii="Consolas" w:hAnsi="Consolas" w:eastAsia="Consolas" w:cs="Consolas"/>
+          <w:sz w:val="20"/>
+        </w:rPr>
+        <w:t xml:space="preserve">gc cr block 2-way</w:t>
+      </w:r>
+      <w:r>
+        <w:rPr>
+          <w:rFonts w:ascii="맑은 고딕" w:hAnsi="맑은 고딕" w:eastAsia="맑은 고딕"/>
+          <w:sz w:val="21"/>
+        </w:rPr>
+        <w:t xml:space="preserve"> 는 읽기 일관성 블록을 다른 인스턴스에서 한 번에 받았다는 뜻이다. 정상이며 이 랩에서 평균 0.06 센티초로 빨랐다.</w:t>
       </w:r>
     </w:p>
     <w:p>
       <w:r>
         <w:rPr>
-          <w:rFonts w:ascii="맑은 고딕" w:hAnsi="맑은 고딕" w:eastAsia="맑은 고딕"/>
-          <w:sz w:val="21"/>
-        </w:rPr>
-        <w:t>`gc current block busy` 는 현재 블록을 받으려는데 상대가 쓰고 있어 기다렸다는 뜻이다. 경합의 신호이며 부하 실험 후 평균 0.42~0.44 센티초였다.</w:t>
+          <w:rFonts w:ascii="Consolas" w:hAnsi="Consolas" w:eastAsia="Consolas" w:cs="Consolas"/>
+          <w:sz w:val="20"/>
+        </w:rPr>
+        <w:t xml:space="preserve">gc current block busy</w:t>
+      </w:r>
+      <w:r>
+        <w:rPr>
+          <w:rFonts w:ascii="맑은 고딕" w:hAnsi="맑은 고딕" w:eastAsia="맑은 고딕"/>
+          <w:sz w:val="21"/>
+        </w:rPr>
+        <w:t xml:space="preserve"> 는 현재 블록을 받으려는데 상대가 쓰고 있어 기다렸다는 뜻이다. 경합의 신호이며 부하 실험 후 평균 0.42~0.44 센티초였다.</w:t>
       </w:r>
     </w:p>
     <w:p>
       <w:r>
         <w:rPr>
-          <w:rFonts w:ascii="맑은 고딕" w:hAnsi="맑은 고딕" w:eastAsia="맑은 고딕"/>
-          <w:sz w:val="21"/>
-        </w:rPr>
-        <w:t>`gc current grant busy` 는 현재 블록의 권한을 받으려는데 상대가 바빠 기다렸다는 뜻이다. 블록은 옮기지 않았다.</w:t>
+          <w:rFonts w:ascii="Consolas" w:hAnsi="Consolas" w:eastAsia="Consolas" w:cs="Consolas"/>
+          <w:sz w:val="20"/>
+        </w:rPr>
+        <w:t xml:space="preserve">gc current grant busy</w:t>
+      </w:r>
+      <w:r>
+        <w:rPr>
+          <w:rFonts w:ascii="맑은 고딕" w:hAnsi="맑은 고딕" w:eastAsia="맑은 고딕"/>
+          <w:sz w:val="21"/>
+        </w:rPr>
+        <w:t xml:space="preserve"> 는 현재 블록의 권한을 받으려는데 상대가 바빠 기다렸다는 뜻이다. 블록은 옮기지 않았다.</w:t>
       </w:r>
     </w:p>
     <w:p>
@@ -267,7 +673,21 @@
           <w:rFonts w:ascii="맑은 고딕" w:hAnsi="맑은 고딕" w:eastAsia="맑은 고딕"/>
           <w:sz w:val="21"/>
         </w:rPr>
-        <w:t>실측에서 `gc current blocks received` 가 인스턴스 1 은 2426→6413 으로 +3987, 인스턴스 2 는 8743→12739 로 +3996 이었다.</w:t>
+        <w:t xml:space="preserve">실측에서 </w:t>
+      </w:r>
+      <w:r>
+        <w:rPr>
+          <w:rFonts w:ascii="Consolas" w:hAnsi="Consolas" w:eastAsia="Consolas" w:cs="Consolas"/>
+          <w:sz w:val="20"/>
+        </w:rPr>
+        <w:t xml:space="preserve">gc current blocks received</w:t>
+      </w:r>
+      <w:r>
+        <w:rPr>
+          <w:rFonts w:ascii="맑은 고딕" w:hAnsi="맑은 고딕" w:eastAsia="맑은 고딕"/>
+          <w:sz w:val="21"/>
+        </w:rPr>
+        <w:t xml:space="preserve"> 가 인스턴스 1 은 2426→6413 으로 +3987, 인스턴스 2 는 8743→12739 로 +3996 이었다.</w:t>
       </w:r>
     </w:p>
     <w:p>
@@ -276,7 +696,21 @@
           <w:rFonts w:ascii="맑은 고딕" w:hAnsi="맑은 고딕" w:eastAsia="맑은 고딕"/>
           <w:sz w:val="21"/>
         </w:rPr>
-        <w:t>같은 구간의 `gc current blocks served` 는 인스턴스 1 이 15907→19903 으로 +3996, 인스턴스 2 가 1027→5014 로 +3987 이었다. 엇갈려 정확히 짝을 이룬다.</w:t>
+        <w:t xml:space="preserve">같은 구간의 </w:t>
+      </w:r>
+      <w:r>
+        <w:rPr>
+          <w:rFonts w:ascii="Consolas" w:hAnsi="Consolas" w:eastAsia="Consolas" w:cs="Consolas"/>
+          <w:sz w:val="20"/>
+        </w:rPr>
+        <w:t xml:space="preserve">gc current blocks served</w:t>
+      </w:r>
+      <w:r>
+        <w:rPr>
+          <w:rFonts w:ascii="맑은 고딕" w:hAnsi="맑은 고딕" w:eastAsia="맑은 고딕"/>
+          <w:sz w:val="21"/>
+        </w:rPr>
+        <w:t xml:space="preserve"> 는 인스턴스 1 이 15907→19903 으로 +3996, 인스턴스 2 가 1027→5014 로 +3987 이었다. 엇갈려 정확히 짝을 이룬다.</w:t>
       </w:r>
     </w:p>
     <w:p>
@@ -291,10 +725,17 @@
     <w:p>
       <w:r>
         <w:rPr>
-          <w:rFonts w:ascii="맑은 고딕" w:hAnsi="맑은 고딕" w:eastAsia="맑은 고딕"/>
-          <w:sz w:val="21"/>
-        </w:rPr>
-        <w:t>`gc remote grants` 가 +205, +198 로 거의 늘지 않은 이유는 권한만 주고받은 것이 아니라 실제 블록을 옮겼기 때문이다.</w:t>
+          <w:rFonts w:ascii="Consolas" w:hAnsi="Consolas" w:eastAsia="Consolas" w:cs="Consolas"/>
+          <w:sz w:val="20"/>
+        </w:rPr>
+        <w:t xml:space="preserve">gc remote grants</w:t>
+      </w:r>
+      <w:r>
+        <w:rPr>
+          <w:rFonts w:ascii="맑은 고딕" w:hAnsi="맑은 고딕" w:eastAsia="맑은 고딕"/>
+          <w:sz w:val="21"/>
+        </w:rPr>
+        <w:t xml:space="preserve"> 가 +205, +198 로 거의 늘지 않은 이유는 권한만 주고받은 것이 아니라 실제 블록을 옮겼기 때문이다.</w:t>
       </w:r>
     </w:p>
     <w:p>
@@ -303,7 +744,35 @@
           <w:rFonts w:ascii="맑은 고딕" w:hAnsi="맑은 고딕" w:eastAsia="맑은 고딕"/>
           <w:sz w:val="21"/>
         </w:rPr>
-        <w:t>만약 두 노드가 같은 블록을 읽기만 했다면 각자 사본을 유지할 수 있으므로 `grants` 가 늘고 `blocks` 는 덜 늘었을 것이다. 갱신은 현재 블록을 독점해야 하므로 블록 자체가 이동한다.</w:t>
+        <w:t xml:space="preserve">만약 두 노드가 같은 블록을 읽기만 했다면 각자 사본을 유지할 수 있으므로 </w:t>
+      </w:r>
+      <w:r>
+        <w:rPr>
+          <w:rFonts w:ascii="Consolas" w:hAnsi="Consolas" w:eastAsia="Consolas" w:cs="Consolas"/>
+          <w:sz w:val="20"/>
+        </w:rPr>
+        <w:t xml:space="preserve">grants</w:t>
+      </w:r>
+      <w:r>
+        <w:rPr>
+          <w:rFonts w:ascii="맑은 고딕" w:hAnsi="맑은 고딕" w:eastAsia="맑은 고딕"/>
+          <w:sz w:val="21"/>
+        </w:rPr>
+        <w:t xml:space="preserve"> 가 늘고 </w:t>
+      </w:r>
+      <w:r>
+        <w:rPr>
+          <w:rFonts w:ascii="Consolas" w:hAnsi="Consolas" w:eastAsia="Consolas" w:cs="Consolas"/>
+          <w:sz w:val="20"/>
+        </w:rPr>
+        <w:t xml:space="preserve">blocks</w:t>
+      </w:r>
+      <w:r>
+        <w:rPr>
+          <w:rFonts w:ascii="맑은 고딕" w:hAnsi="맑은 고딕" w:eastAsia="맑은 고딕"/>
+          <w:sz w:val="21"/>
+        </w:rPr>
+        <w:t xml:space="preserve"> 는 덜 늘었을 것이다. 갱신은 현재 블록을 독점해야 하므로 블록 자체가 이동한다.</w:t>
       </w:r>
     </w:p>
     <w:p>
@@ -336,19 +805,33 @@
     <w:p>
       <w:r>
         <w:rPr>
-          <w:rFonts w:ascii="맑은 고딕" w:hAnsi="맑은 고딕" w:eastAsia="맑은 고딕"/>
-          <w:sz w:val="21"/>
-        </w:rPr>
-        <w:t>`gc current block busy` 는 블록을 요청한 쪽의 대기다. 상대 인스턴스가 그 블록을 쓰고 있어 보내 줄 때까지 기다린 것이다.</w:t>
+          <w:rFonts w:ascii="Consolas" w:hAnsi="Consolas" w:eastAsia="Consolas" w:cs="Consolas"/>
+          <w:sz w:val="20"/>
+        </w:rPr>
+        <w:t xml:space="preserve">gc current block busy</w:t>
+      </w:r>
+      <w:r>
+        <w:rPr>
+          <w:rFonts w:ascii="맑은 고딕" w:hAnsi="맑은 고딕" w:eastAsia="맑은 고딕"/>
+          <w:sz w:val="21"/>
+        </w:rPr>
+        <w:t xml:space="preserve"> 는 블록을 요청한 쪽의 대기다. 상대 인스턴스가 그 블록을 쓰고 있어 보내 줄 때까지 기다린 것이다.</w:t>
       </w:r>
     </w:p>
     <w:p>
       <w:r>
         <w:rPr>
-          <w:rFonts w:ascii="맑은 고딕" w:hAnsi="맑은 고딕" w:eastAsia="맑은 고딕"/>
-          <w:sz w:val="21"/>
-        </w:rPr>
-        <w:t>`gc buffer busy release` 는 같은 인스턴스 안의 다른 세션이 겪는 대기다. 그 블록이 지금 다른 노드로 보내지는 중이라 접근하지 못하고 기다린 것이다.</w:t>
+          <w:rFonts w:ascii="Consolas" w:hAnsi="Consolas" w:eastAsia="Consolas" w:cs="Consolas"/>
+          <w:sz w:val="20"/>
+        </w:rPr>
+        <w:t xml:space="preserve">gc buffer busy release</w:t>
+      </w:r>
+      <w:r>
+        <w:rPr>
+          <w:rFonts w:ascii="맑은 고딕" w:hAnsi="맑은 고딕" w:eastAsia="맑은 고딕"/>
+          <w:sz w:val="21"/>
+        </w:rPr>
+        <w:t xml:space="preserve"> 는 같은 인스턴스 안의 다른 세션이 겪는 대기다. 그 블록이 지금 다른 노드로 보내지는 중이라 접근하지 못하고 기다린 것이다.</w:t>
       </w:r>
     </w:p>
     <w:p>
@@ -357,7 +840,35 @@
           <w:rFonts w:ascii="맑은 고딕" w:hAnsi="맑은 고딕" w:eastAsia="맑은 고딕"/>
           <w:sz w:val="21"/>
         </w:rPr>
-        <w:t>즉 하나의 블록 이동이 두 종류의 대기를 동시에 만든다. 받는 쪽에서는 `busy`, 보내는 쪽에서는 `release` 다.</w:t>
+        <w:t xml:space="preserve">즉 하나의 블록 이동이 두 종류의 대기를 동시에 만든다. 받는 쪽에서는 </w:t>
+      </w:r>
+      <w:r>
+        <w:rPr>
+          <w:rFonts w:ascii="Consolas" w:hAnsi="Consolas" w:eastAsia="Consolas" w:cs="Consolas"/>
+          <w:sz w:val="20"/>
+        </w:rPr>
+        <w:t xml:space="preserve">busy</w:t>
+      </w:r>
+      <w:r>
+        <w:rPr>
+          <w:rFonts w:ascii="맑은 고딕" w:hAnsi="맑은 고딕" w:eastAsia="맑은 고딕"/>
+          <w:sz w:val="21"/>
+        </w:rPr>
+        <w:t xml:space="preserve">, 보내는 쪽에서는 </w:t>
+      </w:r>
+      <w:r>
+        <w:rPr>
+          <w:rFonts w:ascii="Consolas" w:hAnsi="Consolas" w:eastAsia="Consolas" w:cs="Consolas"/>
+          <w:sz w:val="20"/>
+        </w:rPr>
+        <w:t xml:space="preserve">release</w:t>
+      </w:r>
+      <w:r>
+        <w:rPr>
+          <w:rFonts w:ascii="맑은 고딕" w:hAnsi="맑은 고딕" w:eastAsia="맑은 고딕"/>
+          <w:sz w:val="21"/>
+        </w:rPr>
+        <w:t xml:space="preserve"> 다.</w:t>
       </w:r>
     </w:p>
     <w:p>
@@ -366,7 +877,21 @@
           <w:rFonts w:ascii="맑은 고딕" w:hAnsi="맑은 고딕" w:eastAsia="맑은 고딕"/>
           <w:sz w:val="21"/>
         </w:rPr>
-        <w:t>실측에서 인스턴스 1 이 1008 회 6.48 초, 인스턴스 2 가 950 회 5.79 초였다. `gc current block busy` 의 4733 회·4728 회보다는 작지만 무시할 수 없는 수준이다.</w:t>
+        <w:t xml:space="preserve">실측에서 인스턴스 1 이 1008 회 6.48 초, 인스턴스 2 가 950 회 5.79 초였다. </w:t>
+      </w:r>
+      <w:r>
+        <w:rPr>
+          <w:rFonts w:ascii="Consolas" w:hAnsi="Consolas" w:eastAsia="Consolas" w:cs="Consolas"/>
+          <w:sz w:val="20"/>
+        </w:rPr>
+        <w:t xml:space="preserve">gc current block busy</w:t>
+      </w:r>
+      <w:r>
+        <w:rPr>
+          <w:rFonts w:ascii="맑은 고딕" w:hAnsi="맑은 고딕" w:eastAsia="맑은 고딕"/>
+          <w:sz w:val="21"/>
+        </w:rPr>
+        <w:t xml:space="preserve"> 의 4733 회·4728 회보다는 작지만 무시할 수 없는 수준이다.</w:t>
       </w:r>
     </w:p>
     <w:p>
@@ -402,7 +927,49 @@
           <w:rFonts w:ascii="맑은 고딕" w:hAnsi="맑은 고딕" w:eastAsia="맑은 고딕"/>
           <w:sz w:val="21"/>
         </w:rPr>
-        <w:t>실측에서 `undo header` 의 `CR_BLOCK` 이 인스턴스 1 은 2009, 인스턴스 2 는 3634 였다. `data block` 다음으로 큰 값이다.</w:t>
+        <w:t xml:space="preserve">실측에서 </w:t>
+      </w:r>
+      <w:r>
+        <w:rPr>
+          <w:rFonts w:ascii="Consolas" w:hAnsi="Consolas" w:eastAsia="Consolas" w:cs="Consolas"/>
+          <w:sz w:val="20"/>
+        </w:rPr>
+        <w:t xml:space="preserve">undo header</w:t>
+      </w:r>
+      <w:r>
+        <w:rPr>
+          <w:rFonts w:ascii="맑은 고딕" w:hAnsi="맑은 고딕" w:eastAsia="맑은 고딕"/>
+          <w:sz w:val="21"/>
+        </w:rPr>
+        <w:t xml:space="preserve"> 의 </w:t>
+      </w:r>
+      <w:r>
+        <w:rPr>
+          <w:rFonts w:ascii="Consolas" w:hAnsi="Consolas" w:eastAsia="Consolas" w:cs="Consolas"/>
+          <w:sz w:val="20"/>
+        </w:rPr>
+        <w:t xml:space="preserve">CR_BLOCK</w:t>
+      </w:r>
+      <w:r>
+        <w:rPr>
+          <w:rFonts w:ascii="맑은 고딕" w:hAnsi="맑은 고딕" w:eastAsia="맑은 고딕"/>
+          <w:sz w:val="21"/>
+        </w:rPr>
+        <w:t xml:space="preserve"> 이 인스턴스 1 은 2009, 인스턴스 2 는 3634 였다. </w:t>
+      </w:r>
+      <w:r>
+        <w:rPr>
+          <w:rFonts w:ascii="Consolas" w:hAnsi="Consolas" w:eastAsia="Consolas" w:cs="Consolas"/>
+          <w:sz w:val="20"/>
+        </w:rPr>
+        <w:t xml:space="preserve">data block</w:t>
+      </w:r>
+      <w:r>
+        <w:rPr>
+          <w:rFonts w:ascii="맑은 고딕" w:hAnsi="맑은 고딕" w:eastAsia="맑은 고딕"/>
+          <w:sz w:val="21"/>
+        </w:rPr>
+        <w:t xml:space="preserve"> 다음으로 큰 값이다.</w:t>
       </w:r>
     </w:p>
     <w:p>
@@ -483,7 +1050,21 @@
           <w:rFonts w:ascii="맑은 고딕" w:hAnsi="맑은 고딕" w:eastAsia="맑은 고딕"/>
           <w:sz w:val="21"/>
         </w:rPr>
-        <w:t>하나, 노드 통합이다. `diagcollection.pl` 은 노드마다 따로 실행해야 했다. TFA 는 데몬이 포트 5000 으로 서로 통신하므로 한 노드에서 명령하면 모든 노드의 로그를 모아 한곳으로 가져온다.</w:t>
+        <w:t xml:space="preserve">하나, 노드 통합이다. </w:t>
+      </w:r>
+      <w:r>
+        <w:rPr>
+          <w:rFonts w:ascii="Consolas" w:hAnsi="Consolas" w:eastAsia="Consolas" w:cs="Consolas"/>
+          <w:sz w:val="20"/>
+        </w:rPr>
+        <w:t xml:space="preserve">diagcollection.pl</w:t>
+      </w:r>
+      <w:r>
+        <w:rPr>
+          <w:rFonts w:ascii="맑은 고딕" w:hAnsi="맑은 고딕" w:eastAsia="맑은 고딕"/>
+          <w:sz w:val="21"/>
+        </w:rPr>
+        <w:t xml:space="preserve"> 은 노드마다 따로 실행해야 했다. TFA 는 데몬이 포트 5000 으로 서로 통신하므로 한 노드에서 명령하면 모든 노드의 로그를 모아 한곳으로 가져온다.</w:t>
       </w:r>
     </w:p>
     <w:p>
@@ -492,7 +1073,21 @@
           <w:rFonts w:ascii="맑은 고딕" w:hAnsi="맑은 고딕" w:eastAsia="맑은 고딕"/>
           <w:sz w:val="21"/>
         </w:rPr>
-        <w:t>둘, 상시 실행이다. TFA 는 데몬으로 떠 있으면서 로그를 인덱싱한다. 이 랩에서 두 노드 모두 RUNNING 이었고 `Inventory Status` 가 COMPLETE 였다.</w:t>
+        <w:t xml:space="preserve">둘, 상시 실행이다. TFA 는 데몬으로 떠 있으면서 로그를 인덱싱한다. 이 랩에서 두 노드 모두 RUNNING 이었고 </w:t>
+      </w:r>
+      <w:r>
+        <w:rPr>
+          <w:rFonts w:ascii="Consolas" w:hAnsi="Consolas" w:eastAsia="Consolas" w:cs="Consolas"/>
+          <w:sz w:val="20"/>
+        </w:rPr>
+        <w:t xml:space="preserve">Inventory Status</w:t>
+      </w:r>
+      <w:r>
+        <w:rPr>
+          <w:rFonts w:ascii="맑은 고딕" w:hAnsi="맑은 고딕" w:eastAsia="맑은 고딕"/>
+          <w:sz w:val="21"/>
+        </w:rPr>
+        <w:t xml:space="preserve"> 가 COMPLETE 였다.</w:t>
       </w:r>
     </w:p>
     <w:p>
@@ -501,7 +1096,35 @@
           <w:rFonts w:ascii="맑은 고딕" w:hAnsi="맑은 고딕" w:eastAsia="맑은 고딕"/>
           <w:sz w:val="21"/>
         </w:rPr>
-        <w:t>셋, 증상 기반 수집이다. `-srdc` 옵션으로 증상별로 필요한 파일 목록을 미리 정의해 두었다. 노드 축출이면 `-srdc dbrac_evictions` 다.</w:t>
+        <w:t xml:space="preserve">셋, 증상 기반 수집이다. </w:t>
+      </w:r>
+      <w:r>
+        <w:rPr>
+          <w:rFonts w:ascii="Consolas" w:hAnsi="Consolas" w:eastAsia="Consolas" w:cs="Consolas"/>
+          <w:sz w:val="20"/>
+        </w:rPr>
+        <w:t xml:space="preserve">-srdc</w:t>
+      </w:r>
+      <w:r>
+        <w:rPr>
+          <w:rFonts w:ascii="맑은 고딕" w:hAnsi="맑은 고딕" w:eastAsia="맑은 고딕"/>
+          <w:sz w:val="21"/>
+        </w:rPr>
+        <w:t xml:space="preserve"> 옵션으로 증상별로 필요한 파일 목록을 미리 정의해 두었다. 노드 축출이면 </w:t>
+      </w:r>
+      <w:r>
+        <w:rPr>
+          <w:rFonts w:ascii="Consolas" w:hAnsi="Consolas" w:eastAsia="Consolas" w:cs="Consolas"/>
+          <w:sz w:val="20"/>
+        </w:rPr>
+        <w:t xml:space="preserve">-srdc dbrac_evictions</w:t>
+      </w:r>
+      <w:r>
+        <w:rPr>
+          <w:rFonts w:ascii="맑은 고딕" w:hAnsi="맑은 고딕" w:eastAsia="맑은 고딕"/>
+          <w:sz w:val="21"/>
+        </w:rPr>
+        <w:t xml:space="preserve"> 다.</w:t>
       </w:r>
     </w:p>
     <w:p>
@@ -519,7 +1142,63 @@
           <w:rFonts w:ascii="맑은 고딕" w:hAnsi="맑은 고딕" w:eastAsia="맑은 고딕"/>
           <w:sz w:val="21"/>
         </w:rPr>
-        <w:t>컴포넌트를 지정하지 않으면 전부 모으므로 수집물이 훨씬 커진다. `-crs`, `-database`, `-asm`, `-tns` 등에서 고른다.</w:t>
+        <w:t xml:space="preserve">컴포넌트를 지정하지 않으면 전부 모으므로 수집물이 훨씬 커진다. </w:t>
+      </w:r>
+      <w:r>
+        <w:rPr>
+          <w:rFonts w:ascii="Consolas" w:hAnsi="Consolas" w:eastAsia="Consolas" w:cs="Consolas"/>
+          <w:sz w:val="20"/>
+        </w:rPr>
+        <w:t xml:space="preserve">-crs</w:t>
+      </w:r>
+      <w:r>
+        <w:rPr>
+          <w:rFonts w:ascii="맑은 고딕" w:hAnsi="맑은 고딕" w:eastAsia="맑은 고딕"/>
+          <w:sz w:val="21"/>
+        </w:rPr>
+        <w:t xml:space="preserve">, </w:t>
+      </w:r>
+      <w:r>
+        <w:rPr>
+          <w:rFonts w:ascii="Consolas" w:hAnsi="Consolas" w:eastAsia="Consolas" w:cs="Consolas"/>
+          <w:sz w:val="20"/>
+        </w:rPr>
+        <w:t xml:space="preserve">-database</w:t>
+      </w:r>
+      <w:r>
+        <w:rPr>
+          <w:rFonts w:ascii="맑은 고딕" w:hAnsi="맑은 고딕" w:eastAsia="맑은 고딕"/>
+          <w:sz w:val="21"/>
+        </w:rPr>
+        <w:t xml:space="preserve">, </w:t>
+      </w:r>
+      <w:r>
+        <w:rPr>
+          <w:rFonts w:ascii="Consolas" w:hAnsi="Consolas" w:eastAsia="Consolas" w:cs="Consolas"/>
+          <w:sz w:val="20"/>
+        </w:rPr>
+        <w:t xml:space="preserve">-asm</w:t>
+      </w:r>
+      <w:r>
+        <w:rPr>
+          <w:rFonts w:ascii="맑은 고딕" w:hAnsi="맑은 고딕" w:eastAsia="맑은 고딕"/>
+          <w:sz w:val="21"/>
+        </w:rPr>
+        <w:t xml:space="preserve">, </w:t>
+      </w:r>
+      <w:r>
+        <w:rPr>
+          <w:rFonts w:ascii="Consolas" w:hAnsi="Consolas" w:eastAsia="Consolas" w:cs="Consolas"/>
+          <w:sz w:val="20"/>
+        </w:rPr>
+        <w:t xml:space="preserve">-tns</w:t>
+      </w:r>
+      <w:r>
+        <w:rPr>
+          <w:rFonts w:ascii="맑은 고딕" w:hAnsi="맑은 고딕" w:eastAsia="맑은 고딕"/>
+          <w:sz w:val="21"/>
+        </w:rPr>
+        <w:t xml:space="preserve"> 등에서 고른다.</w:t>
       </w:r>
     </w:p>
     <w:p>
@@ -528,7 +1207,49 @@
           <w:rFonts w:ascii="맑은 고딕" w:hAnsi="맑은 고딕" w:eastAsia="맑은 고딕"/>
           <w:sz w:val="21"/>
         </w:rPr>
-        <w:t>시간 범위를 주지 않으면 기본값으로 전체를 모아 수십 GB 가 될 수 있다. `-last 1h` 처럼 주거나 `-from`·`-to` 로 구간을 지정한다.</w:t>
+        <w:t xml:space="preserve">시간 범위를 주지 않으면 기본값으로 전체를 모아 수십 GB 가 될 수 있다. </w:t>
+      </w:r>
+      <w:r>
+        <w:rPr>
+          <w:rFonts w:ascii="Consolas" w:hAnsi="Consolas" w:eastAsia="Consolas" w:cs="Consolas"/>
+          <w:sz w:val="20"/>
+        </w:rPr>
+        <w:t xml:space="preserve">-last 1h</w:t>
+      </w:r>
+      <w:r>
+        <w:rPr>
+          <w:rFonts w:ascii="맑은 고딕" w:hAnsi="맑은 고딕" w:eastAsia="맑은 고딕"/>
+          <w:sz w:val="21"/>
+        </w:rPr>
+        <w:t xml:space="preserve"> 처럼 주거나 </w:t>
+      </w:r>
+      <w:r>
+        <w:rPr>
+          <w:rFonts w:ascii="Consolas" w:hAnsi="Consolas" w:eastAsia="Consolas" w:cs="Consolas"/>
+          <w:sz w:val="20"/>
+        </w:rPr>
+        <w:t xml:space="preserve">-from</w:t>
+      </w:r>
+      <w:r>
+        <w:rPr>
+          <w:rFonts w:ascii="맑은 고딕" w:hAnsi="맑은 고딕" w:eastAsia="맑은 고딕"/>
+          <w:sz w:val="21"/>
+        </w:rPr>
+        <w:t xml:space="preserve">·</w:t>
+      </w:r>
+      <w:r>
+        <w:rPr>
+          <w:rFonts w:ascii="Consolas" w:hAnsi="Consolas" w:eastAsia="Consolas" w:cs="Consolas"/>
+          <w:sz w:val="20"/>
+        </w:rPr>
+        <w:t xml:space="preserve">-to</w:t>
+      </w:r>
+      <w:r>
+        <w:rPr>
+          <w:rFonts w:ascii="맑은 고딕" w:hAnsi="맑은 고딕" w:eastAsia="맑은 고딕"/>
+          <w:sz w:val="21"/>
+        </w:rPr>
+        <w:t xml:space="preserve"> 로 구간을 지정한다.</w:t>
       </w:r>
     </w:p>
     <w:p>
@@ -537,7 +1258,21 @@
           <w:rFonts w:ascii="맑은 고딕" w:hAnsi="맑은 고딕" w:eastAsia="맑은 고딕"/>
           <w:sz w:val="21"/>
         </w:rPr>
-        <w:t>이 랩에서 `-crs -last 1h -node local` 만으로도 289 초에 63MB 였다. 범위를 안 주면 어떻게 되는지 짐작할 수 있다.</w:t>
+        <w:t xml:space="preserve">이 랩에서 </w:t>
+      </w:r>
+      <w:r>
+        <w:rPr>
+          <w:rFonts w:ascii="Consolas" w:hAnsi="Consolas" w:eastAsia="Consolas" w:cs="Consolas"/>
+          <w:sz w:val="20"/>
+        </w:rPr>
+        <w:t xml:space="preserve">-crs -last 1h -node local</w:t>
+      </w:r>
+      <w:r>
+        <w:rPr>
+          <w:rFonts w:ascii="맑은 고딕" w:hAnsi="맑은 고딕" w:eastAsia="맑은 고딕"/>
+          <w:sz w:val="21"/>
+        </w:rPr>
+        <w:t xml:space="preserve"> 만으로도 289 초에 63MB 였다. 범위를 안 주면 어떻게 되는지 짐작할 수 있다.</w:t>
       </w:r>
     </w:p>
     <w:p>
@@ -591,7 +1326,35 @@
           <w:rFonts w:ascii="맑은 고딕" w:hAnsi="맑은 고딕" w:eastAsia="맑은 고딕"/>
           <w:sz w:val="21"/>
         </w:rPr>
-        <w:t>둘 다 막지 못하는 것은 논리적 오류다. 실수로 `DROP TABLE` 이나 잘못된 `DELETE` 를 실행하면 RAC 는 두 인스턴스가 같은 데이터베이스를 보므로 그대로 반영되고, Data Guard 는 스탠바이가 원본을 그대로 따라가므로 역시 그대로 반영된다.</w:t>
+        <w:t xml:space="preserve">둘 다 막지 못하는 것은 논리적 오류다. 실수로 </w:t>
+      </w:r>
+      <w:r>
+        <w:rPr>
+          <w:rFonts w:ascii="Consolas" w:hAnsi="Consolas" w:eastAsia="Consolas" w:cs="Consolas"/>
+          <w:sz w:val="20"/>
+        </w:rPr>
+        <w:t xml:space="preserve">DROP TABLE</w:t>
+      </w:r>
+      <w:r>
+        <w:rPr>
+          <w:rFonts w:ascii="맑은 고딕" w:hAnsi="맑은 고딕" w:eastAsia="맑은 고딕"/>
+          <w:sz w:val="21"/>
+        </w:rPr>
+        <w:t xml:space="preserve"> 이나 잘못된 </w:t>
+      </w:r>
+      <w:r>
+        <w:rPr>
+          <w:rFonts w:ascii="Consolas" w:hAnsi="Consolas" w:eastAsia="Consolas" w:cs="Consolas"/>
+          <w:sz w:val="20"/>
+        </w:rPr>
+        <w:t xml:space="preserve">DELETE</w:t>
+      </w:r>
+      <w:r>
+        <w:rPr>
+          <w:rFonts w:ascii="맑은 고딕" w:hAnsi="맑은 고딕" w:eastAsia="맑은 고딕"/>
+          <w:sz w:val="21"/>
+        </w:rPr>
+        <w:t xml:space="preserve"> 를 실행하면 RAC 는 두 인스턴스가 같은 데이터베이스를 보므로 그대로 반영되고, Data Guard 는 스탠바이가 원본을 그대로 따라가므로 역시 그대로 반영된다.</w:t>
       </w:r>
     </w:p>
     <w:p>
@@ -644,7 +1407,21 @@
           <w:rFonts w:ascii="맑은 고딕" w:hAnsi="맑은 고딕" w:eastAsia="맑은 고딕"/>
           <w:sz w:val="21"/>
         </w:rPr>
-        <w:t>1단계, 정말 문제인지 판단한다. `gc` 대기가 있는 것 자체는 정상이다. AWR 의 Top Foreground Events 에서 전체 DB 시간 대비 비율을 본다. 몇 퍼센트면 신경 쓸 일이 아니다.</w:t>
+        <w:t xml:space="preserve">1단계, 정말 문제인지 판단한다. </w:t>
+      </w:r>
+      <w:r>
+        <w:rPr>
+          <w:rFonts w:ascii="Consolas" w:hAnsi="Consolas" w:eastAsia="Consolas" w:cs="Consolas"/>
+          <w:sz w:val="20"/>
+        </w:rPr>
+        <w:t xml:space="preserve">gc</w:t>
+      </w:r>
+      <w:r>
+        <w:rPr>
+          <w:rFonts w:ascii="맑은 고딕" w:hAnsi="맑은 고딕" w:eastAsia="맑은 고딕"/>
+          <w:sz w:val="21"/>
+        </w:rPr>
+        <w:t xml:space="preserve"> 대기가 있는 것 자체는 정상이다. AWR 의 Top Foreground Events 에서 전체 DB 시간 대비 비율을 본다. 몇 퍼센트면 신경 쓸 일이 아니다.</w:t>
       </w:r>
     </w:p>
     <w:p>
@@ -653,7 +1430,77 @@
           <w:rFonts w:ascii="맑은 고딕" w:hAnsi="맑은 고딕" w:eastAsia="맑은 고딕"/>
           <w:sz w:val="21"/>
         </w:rPr>
-        <w:t>2단계, `busy` 인지 `2-way` 인지 본다. `select event, total_waits, time_waited from gv$system_event where event like 'gc %' order by time_waited desc` 로 상위를 본다. `2-way` 가 대부분이면 블록 이동량이 많은 것이고, `busy` 가 많으면 같은 블록을 두고 다투는 것이다.</w:t>
+        <w:t xml:space="preserve">2단계, </w:t>
+      </w:r>
+      <w:r>
+        <w:rPr>
+          <w:rFonts w:ascii="Consolas" w:hAnsi="Consolas" w:eastAsia="Consolas" w:cs="Consolas"/>
+          <w:sz w:val="20"/>
+        </w:rPr>
+        <w:t xml:space="preserve">busy</w:t>
+      </w:r>
+      <w:r>
+        <w:rPr>
+          <w:rFonts w:ascii="맑은 고딕" w:hAnsi="맑은 고딕" w:eastAsia="맑은 고딕"/>
+          <w:sz w:val="21"/>
+        </w:rPr>
+        <w:t xml:space="preserve"> 인지 </w:t>
+      </w:r>
+      <w:r>
+        <w:rPr>
+          <w:rFonts w:ascii="Consolas" w:hAnsi="Consolas" w:eastAsia="Consolas" w:cs="Consolas"/>
+          <w:sz w:val="20"/>
+        </w:rPr>
+        <w:t xml:space="preserve">2-way</w:t>
+      </w:r>
+      <w:r>
+        <w:rPr>
+          <w:rFonts w:ascii="맑은 고딕" w:hAnsi="맑은 고딕" w:eastAsia="맑은 고딕"/>
+          <w:sz w:val="21"/>
+        </w:rPr>
+        <w:t xml:space="preserve"> 인지 본다. </w:t>
+      </w:r>
+      <w:r>
+        <w:rPr>
+          <w:rFonts w:ascii="Consolas" w:hAnsi="Consolas" w:eastAsia="Consolas" w:cs="Consolas"/>
+          <w:sz w:val="20"/>
+        </w:rPr>
+        <w:t xml:space="preserve">select event, total_waits, time_waited from gv$system_event where event like 'gc %' order by time_waited desc</w:t>
+      </w:r>
+      <w:r>
+        <w:rPr>
+          <w:rFonts w:ascii="맑은 고딕" w:hAnsi="맑은 고딕" w:eastAsia="맑은 고딕"/>
+          <w:sz w:val="21"/>
+        </w:rPr>
+        <w:t xml:space="preserve"> 로 상위를 본다. </w:t>
+      </w:r>
+      <w:r>
+        <w:rPr>
+          <w:rFonts w:ascii="Consolas" w:hAnsi="Consolas" w:eastAsia="Consolas" w:cs="Consolas"/>
+          <w:sz w:val="20"/>
+        </w:rPr>
+        <w:t xml:space="preserve">2-way</w:t>
+      </w:r>
+      <w:r>
+        <w:rPr>
+          <w:rFonts w:ascii="맑은 고딕" w:hAnsi="맑은 고딕" w:eastAsia="맑은 고딕"/>
+          <w:sz w:val="21"/>
+        </w:rPr>
+        <w:t xml:space="preserve"> 가 대부분이면 블록 이동량이 많은 것이고, </w:t>
+      </w:r>
+      <w:r>
+        <w:rPr>
+          <w:rFonts w:ascii="Consolas" w:hAnsi="Consolas" w:eastAsia="Consolas" w:cs="Consolas"/>
+          <w:sz w:val="20"/>
+        </w:rPr>
+        <w:t xml:space="preserve">busy</w:t>
+      </w:r>
+      <w:r>
+        <w:rPr>
+          <w:rFonts w:ascii="맑은 고딕" w:hAnsi="맑은 고딕" w:eastAsia="맑은 고딕"/>
+          <w:sz w:val="21"/>
+        </w:rPr>
+        <w:t xml:space="preserve"> 가 많으면 같은 블록을 두고 다투는 것이다.</w:t>
       </w:r>
     </w:p>
     <w:p>
@@ -662,7 +1509,21 @@
           <w:rFonts w:ascii="맑은 고딕" w:hAnsi="맑은 고딕" w:eastAsia="맑은 고딕"/>
           <w:sz w:val="21"/>
         </w:rPr>
-        <w:t>3단계, 세그먼트를 특정한다. `select inst_id, object_name, statistic_name, value from gv$segment_statistics where statistic_name like 'gc%' and value &gt; 0 order by value desc` 로 상위 객체를 뽑는다.</w:t>
+        <w:t xml:space="preserve">3단계, 세그먼트를 특정한다. </w:t>
+      </w:r>
+      <w:r>
+        <w:rPr>
+          <w:rFonts w:ascii="Consolas" w:hAnsi="Consolas" w:eastAsia="Consolas" w:cs="Consolas"/>
+          <w:sz w:val="20"/>
+        </w:rPr>
+        <w:t xml:space="preserve">select inst_id, object_name, statistic_name, value from gv$segment_statistics where statistic_name like 'gc%' and value &gt; 0 order by value desc</w:t>
+      </w:r>
+      <w:r>
+        <w:rPr>
+          <w:rFonts w:ascii="맑은 고딕" w:hAnsi="맑은 고딕" w:eastAsia="맑은 고딕"/>
+          <w:sz w:val="21"/>
+        </w:rPr>
+        <w:t xml:space="preserve"> 로 상위 객체를 뽑는다.</w:t>
       </w:r>
     </w:p>
     <w:p>
@@ -671,7 +1532,21 @@
           <w:rFonts w:ascii="맑은 고딕" w:hAnsi="맑은 고딕" w:eastAsia="맑은 고딕"/>
           <w:sz w:val="21"/>
         </w:rPr>
-        <w:t>4단계, 그 세그먼트에 무슨 일이 일어나는지 본다. 시퀀스로 채우는 인덱스의 오른쪽 끝, 상태 플래그를 계속 갱신하는 좁은 테이블, 카운터 한 행이 전형적인 범인이다. `GV$INSTANCE_CACHE_TRANSFER` 로 어떤 종류의 블록인지도 확인한다.</w:t>
+        <w:t xml:space="preserve">4단계, 그 세그먼트에 무슨 일이 일어나는지 본다. 시퀀스로 채우는 인덱스의 오른쪽 끝, 상태 플래그를 계속 갱신하는 좁은 테이블, 카운터 한 행이 전형적인 범인이다. </w:t>
+      </w:r>
+      <w:r>
+        <w:rPr>
+          <w:rFonts w:ascii="Consolas" w:hAnsi="Consolas" w:eastAsia="Consolas" w:cs="Consolas"/>
+          <w:sz w:val="20"/>
+        </w:rPr>
+        <w:t xml:space="preserve">GV$INSTANCE_CACHE_TRANSFER</w:t>
+      </w:r>
+      <w:r>
+        <w:rPr>
+          <w:rFonts w:ascii="맑은 고딕" w:hAnsi="맑은 고딕" w:eastAsia="맑은 고딕"/>
+          <w:sz w:val="21"/>
+        </w:rPr>
+        <w:t xml:space="preserve"> 로 어떤 종류의 블록인지도 확인한다.</w:t>
       </w:r>
     </w:p>
     <w:p>
@@ -680,7 +1555,49 @@
           <w:rFonts w:ascii="맑은 고딕" w:hAnsi="맑은 고딕" w:eastAsia="맑은 고딕"/>
           <w:sz w:val="21"/>
         </w:rPr>
-        <w:t>5단계, 고친다. 방법은 셋이다. 서비스를 나눠 그 업무를 한 노드로 모으거나(`srvctl modify service -d racdb -s &lt;svc&gt; -preferred racdb1 -available racdb2`), 시퀀스에 `CACHE` 와 `NOORDER` 를 주고 인덱스를 해시 파티션으로 바꾸거나, 갱신 빈도를 줄이도록 애플리케이션을 고친다.</w:t>
+        <w:t xml:space="preserve">5단계, 고친다. 방법은 셋이다. 서비스를 나눠 그 업무를 한 노드로 모으거나(</w:t>
+      </w:r>
+      <w:r>
+        <w:rPr>
+          <w:rFonts w:ascii="Consolas" w:hAnsi="Consolas" w:eastAsia="Consolas" w:cs="Consolas"/>
+          <w:sz w:val="20"/>
+        </w:rPr>
+        <w:t xml:space="preserve">srvctl modify service -d racdb -s &lt;svc&gt; -preferred racdb1 -available racdb2</w:t>
+      </w:r>
+      <w:r>
+        <w:rPr>
+          <w:rFonts w:ascii="맑은 고딕" w:hAnsi="맑은 고딕" w:eastAsia="맑은 고딕"/>
+          <w:sz w:val="21"/>
+        </w:rPr>
+        <w:t xml:space="preserve">), 시퀀스에 </w:t>
+      </w:r>
+      <w:r>
+        <w:rPr>
+          <w:rFonts w:ascii="Consolas" w:hAnsi="Consolas" w:eastAsia="Consolas" w:cs="Consolas"/>
+          <w:sz w:val="20"/>
+        </w:rPr>
+        <w:t xml:space="preserve">CACHE</w:t>
+      </w:r>
+      <w:r>
+        <w:rPr>
+          <w:rFonts w:ascii="맑은 고딕" w:hAnsi="맑은 고딕" w:eastAsia="맑은 고딕"/>
+          <w:sz w:val="21"/>
+        </w:rPr>
+        <w:t xml:space="preserve"> 와 </w:t>
+      </w:r>
+      <w:r>
+        <w:rPr>
+          <w:rFonts w:ascii="Consolas" w:hAnsi="Consolas" w:eastAsia="Consolas" w:cs="Consolas"/>
+          <w:sz w:val="20"/>
+        </w:rPr>
+        <w:t xml:space="preserve">NOORDER</w:t>
+      </w:r>
+      <w:r>
+        <w:rPr>
+          <w:rFonts w:ascii="맑은 고딕" w:hAnsi="맑은 고딕" w:eastAsia="맑은 고딕"/>
+          <w:sz w:val="21"/>
+        </w:rPr>
+        <w:t xml:space="preserve"> 를 주고 인덱스를 해시 파티션으로 바꾸거나, 갱신 빈도를 줄이도록 애플리케이션을 고친다.</w:t>
       </w:r>
     </w:p>
     <w:p>
@@ -713,10 +1630,17 @@
     <w:p>
       <w:r>
         <w:rPr>
-          <w:rFonts w:ascii="맑은 고딕" w:hAnsi="맑은 고딕" w:eastAsia="맑은 고딕"/>
-          <w:sz w:val="21"/>
-        </w:rPr>
-        <w:t>`GV$SEGMENT_STATISTICS` 를 쓴다. 세그먼트 단위로 통계가 누적되므로 어느 객체가 원인인지 특정할 수 있다.</w:t>
+          <w:rFonts w:ascii="Consolas" w:hAnsi="Consolas" w:eastAsia="Consolas" w:cs="Consolas"/>
+          <w:sz w:val="20"/>
+        </w:rPr>
+        <w:t xml:space="preserve">GV$SEGMENT_STATISTICS</w:t>
+      </w:r>
+      <w:r>
+        <w:rPr>
+          <w:rFonts w:ascii="맑은 고딕" w:hAnsi="맑은 고딕" w:eastAsia="맑은 고딕"/>
+          <w:sz w:val="21"/>
+        </w:rPr>
+        <w:t xml:space="preserve"> 를 쓴다. 세그먼트 단위로 통계가 누적되므로 어느 객체가 원인인지 특정할 수 있다.</w:t>
       </w:r>
     </w:p>
     <w:p>
@@ -731,10 +1655,10 @@
     <w:p>
       <w:r>
         <w:rPr>
-          <w:rFonts w:ascii="맑은 고딕" w:hAnsi="맑은 고딕" w:eastAsia="맑은 고딕"/>
-          <w:sz w:val="21"/>
-        </w:rPr>
-        <w:t>`select inst_id, owner, object_name, statistic_name, value from gv$segment_statistics where statistic_name like 'gc%' and value &gt; 0 order by value desc fetch first 20 rows only;`</w:t>
+          <w:rFonts w:ascii="Consolas" w:hAnsi="Consolas" w:eastAsia="Consolas" w:cs="Consolas"/>
+          <w:sz w:val="20"/>
+        </w:rPr>
+        <w:t xml:space="preserve">select inst_id, owner, object_name, statistic_name, value from gv$segment_statistics where statistic_name like 'gc%' and value &gt; 0 order by value desc fetch first 20 rows only;</w:t>
       </w:r>
     </w:p>
     <w:p>
@@ -743,7 +1667,21 @@
           <w:rFonts w:ascii="맑은 고딕" w:hAnsi="맑은 고딕" w:eastAsia="맑은 고딕"/>
           <w:sz w:val="21"/>
         </w:rPr>
-        <w:t>소유자와 객체 이름을 알면 조건을 좁혀 자주 돌릴 수 있다. 실습에서는 `where owner='SYS' and object_name='CH20_T'` 로 좁혔다.</w:t>
+        <w:t xml:space="preserve">소유자와 객체 이름을 알면 조건을 좁혀 자주 돌릴 수 있다. 실습에서는 </w:t>
+      </w:r>
+      <w:r>
+        <w:rPr>
+          <w:rFonts w:ascii="Consolas" w:hAnsi="Consolas" w:eastAsia="Consolas" w:cs="Consolas"/>
+          <w:sz w:val="20"/>
+        </w:rPr>
+        <w:t xml:space="preserve">where owner='SYS' and object_name='CH20_T'</w:t>
+      </w:r>
+      <w:r>
+        <w:rPr>
+          <w:rFonts w:ascii="맑은 고딕" w:hAnsi="맑은 고딕" w:eastAsia="맑은 고딕"/>
+          <w:sz w:val="21"/>
+        </w:rPr>
+        <w:t xml:space="preserve"> 로 좁혔다.</w:t>
       </w:r>
     </w:p>
     <w:p>
@@ -752,7 +1690,35 @@
           <w:rFonts w:ascii="맑은 고딕" w:hAnsi="맑은 고딕" w:eastAsia="맑은 고딕"/>
           <w:sz w:val="21"/>
         </w:rPr>
-        <w:t>실측에서 `CH20_T` 하나가 `gc current blocks received` 를 인스턴스 1 에서 3786, 인스턴스 2 에서 3787 만들었다. 같은 구간의 시스템 전체 증가분이 +3987 과 +3996 이었으므로 거의 전부가 이 테이블이었다.</w:t>
+        <w:t xml:space="preserve">실측에서 </w:t>
+      </w:r>
+      <w:r>
+        <w:rPr>
+          <w:rFonts w:ascii="Consolas" w:hAnsi="Consolas" w:eastAsia="Consolas" w:cs="Consolas"/>
+          <w:sz w:val="20"/>
+        </w:rPr>
+        <w:t xml:space="preserve">CH20_T</w:t>
+      </w:r>
+      <w:r>
+        <w:rPr>
+          <w:rFonts w:ascii="맑은 고딕" w:hAnsi="맑은 고딕" w:eastAsia="맑은 고딕"/>
+          <w:sz w:val="21"/>
+        </w:rPr>
+        <w:t xml:space="preserve"> 하나가 </w:t>
+      </w:r>
+      <w:r>
+        <w:rPr>
+          <w:rFonts w:ascii="Consolas" w:hAnsi="Consolas" w:eastAsia="Consolas" w:cs="Consolas"/>
+          <w:sz w:val="20"/>
+        </w:rPr>
+        <w:t xml:space="preserve">gc current blocks received</w:t>
+      </w:r>
+      <w:r>
+        <w:rPr>
+          <w:rFonts w:ascii="맑은 고딕" w:hAnsi="맑은 고딕" w:eastAsia="맑은 고딕"/>
+          <w:sz w:val="21"/>
+        </w:rPr>
+        <w:t xml:space="preserve"> 를 인스턴스 1 에서 3786, 인스턴스 2 에서 3787 만들었다. 같은 구간의 시스템 전체 증가분이 +3987 과 +3996 이었으므로 거의 전부가 이 테이블이었다.</w:t>
       </w:r>
     </w:p>
     <w:p>
@@ -761,7 +1727,63 @@
           <w:rFonts w:ascii="맑은 고딕" w:hAnsi="맑은 고딕" w:eastAsia="맑은 고딕"/>
           <w:sz w:val="21"/>
         </w:rPr>
-        <w:t>다음으로 `GV$INSTANCE_CACHE_TRANSFER` 를 본다. 세그먼트가 아니라 블록 종류별 통계다. `data block` 이 큰지 `undo header` 가 큰지 `segment header` 가 큰지에 따라 대응이 달라진다.</w:t>
+        <w:t xml:space="preserve">다음으로 </w:t>
+      </w:r>
+      <w:r>
+        <w:rPr>
+          <w:rFonts w:ascii="Consolas" w:hAnsi="Consolas" w:eastAsia="Consolas" w:cs="Consolas"/>
+          <w:sz w:val="20"/>
+        </w:rPr>
+        <w:t xml:space="preserve">GV$INSTANCE_CACHE_TRANSFER</w:t>
+      </w:r>
+      <w:r>
+        <w:rPr>
+          <w:rFonts w:ascii="맑은 고딕" w:hAnsi="맑은 고딕" w:eastAsia="맑은 고딕"/>
+          <w:sz w:val="21"/>
+        </w:rPr>
+        <w:t xml:space="preserve"> 를 본다. 세그먼트가 아니라 블록 종류별 통계다. </w:t>
+      </w:r>
+      <w:r>
+        <w:rPr>
+          <w:rFonts w:ascii="Consolas" w:hAnsi="Consolas" w:eastAsia="Consolas" w:cs="Consolas"/>
+          <w:sz w:val="20"/>
+        </w:rPr>
+        <w:t xml:space="preserve">data block</w:t>
+      </w:r>
+      <w:r>
+        <w:rPr>
+          <w:rFonts w:ascii="맑은 고딕" w:hAnsi="맑은 고딕" w:eastAsia="맑은 고딕"/>
+          <w:sz w:val="21"/>
+        </w:rPr>
+        <w:t xml:space="preserve"> 이 큰지 </w:t>
+      </w:r>
+      <w:r>
+        <w:rPr>
+          <w:rFonts w:ascii="Consolas" w:hAnsi="Consolas" w:eastAsia="Consolas" w:cs="Consolas"/>
+          <w:sz w:val="20"/>
+        </w:rPr>
+        <w:t xml:space="preserve">undo header</w:t>
+      </w:r>
+      <w:r>
+        <w:rPr>
+          <w:rFonts w:ascii="맑은 고딕" w:hAnsi="맑은 고딕" w:eastAsia="맑은 고딕"/>
+          <w:sz w:val="21"/>
+        </w:rPr>
+        <w:t xml:space="preserve"> 가 큰지 </w:t>
+      </w:r>
+      <w:r>
+        <w:rPr>
+          <w:rFonts w:ascii="Consolas" w:hAnsi="Consolas" w:eastAsia="Consolas" w:cs="Consolas"/>
+          <w:sz w:val="20"/>
+        </w:rPr>
+        <w:t xml:space="preserve">segment header</w:t>
+      </w:r>
+      <w:r>
+        <w:rPr>
+          <w:rFonts w:ascii="맑은 고딕" w:hAnsi="맑은 고딕" w:eastAsia="맑은 고딕"/>
+          <w:sz w:val="21"/>
+        </w:rPr>
+        <w:t xml:space="preserve"> 가 큰지에 따라 대응이 달라진다.</w:t>
       </w:r>
     </w:p>
     <w:p>
@@ -806,7 +1828,35 @@
           <w:rFonts w:ascii="맑은 고딕" w:hAnsi="맑은 고딕" w:eastAsia="맑은 고딕"/>
           <w:sz w:val="21"/>
         </w:rPr>
-        <w:t>오류 메시지는 `The time entered is invalid: 5m` 이며 이어서 `Some examples of valid time entries for -since flag : 2h, 10d` 가 출력된다.</w:t>
+        <w:t xml:space="preserve">오류 메시지는 </w:t>
+      </w:r>
+      <w:r>
+        <w:rPr>
+          <w:rFonts w:ascii="Consolas" w:hAnsi="Consolas" w:eastAsia="Consolas" w:cs="Consolas"/>
+          <w:sz w:val="20"/>
+        </w:rPr>
+        <w:t xml:space="preserve">The time entered is invalid: 5m</w:t>
+      </w:r>
+      <w:r>
+        <w:rPr>
+          <w:rFonts w:ascii="맑은 고딕" w:hAnsi="맑은 고딕" w:eastAsia="맑은 고딕"/>
+          <w:sz w:val="21"/>
+        </w:rPr>
+        <w:t xml:space="preserve"> 이며 이어서 </w:t>
+      </w:r>
+      <w:r>
+        <w:rPr>
+          <w:rFonts w:ascii="Consolas" w:hAnsi="Consolas" w:eastAsia="Consolas" w:cs="Consolas"/>
+          <w:sz w:val="20"/>
+        </w:rPr>
+        <w:t xml:space="preserve">Some examples of valid time entries for -since flag : 2h, 10d</w:t>
+      </w:r>
+      <w:r>
+        <w:rPr>
+          <w:rFonts w:ascii="맑은 고딕" w:hAnsi="맑은 고딕" w:eastAsia="맑은 고딕"/>
+          <w:sz w:val="21"/>
+        </w:rPr>
+        <w:t xml:space="preserve"> 가 출력된다.</w:t>
       </w:r>
     </w:p>
     <w:p>
@@ -815,7 +1865,49 @@
           <w:rFonts w:ascii="맑은 고딕" w:hAnsi="맑은 고딕" w:eastAsia="맑은 고딕"/>
           <w:sz w:val="21"/>
         </w:rPr>
-        <w:t>원인은 시간 단위가 `h`(시간)와 `d`(일)만 허용되기 때문이다. 분 단위 `m` 은 받지 않는다.</w:t>
+        <w:t xml:space="preserve">원인은 시간 단위가 </w:t>
+      </w:r>
+      <w:r>
+        <w:rPr>
+          <w:rFonts w:ascii="Consolas" w:hAnsi="Consolas" w:eastAsia="Consolas" w:cs="Consolas"/>
+          <w:sz w:val="20"/>
+        </w:rPr>
+        <w:t xml:space="preserve">h</w:t>
+      </w:r>
+      <w:r>
+        <w:rPr>
+          <w:rFonts w:ascii="맑은 고딕" w:hAnsi="맑은 고딕" w:eastAsia="맑은 고딕"/>
+          <w:sz w:val="21"/>
+        </w:rPr>
+        <w:t xml:space="preserve">(시간)와 </w:t>
+      </w:r>
+      <w:r>
+        <w:rPr>
+          <w:rFonts w:ascii="Consolas" w:hAnsi="Consolas" w:eastAsia="Consolas" w:cs="Consolas"/>
+          <w:sz w:val="20"/>
+        </w:rPr>
+        <w:t xml:space="preserve">d</w:t>
+      </w:r>
+      <w:r>
+        <w:rPr>
+          <w:rFonts w:ascii="맑은 고딕" w:hAnsi="맑은 고딕" w:eastAsia="맑은 고딕"/>
+          <w:sz w:val="21"/>
+        </w:rPr>
+        <w:t xml:space="preserve">(일)만 허용되기 때문이다. 분 단위 </w:t>
+      </w:r>
+      <w:r>
+        <w:rPr>
+          <w:rFonts w:ascii="Consolas" w:hAnsi="Consolas" w:eastAsia="Consolas" w:cs="Consolas"/>
+          <w:sz w:val="20"/>
+        </w:rPr>
+        <w:t xml:space="preserve">m</w:t>
+      </w:r>
+      <w:r>
+        <w:rPr>
+          <w:rFonts w:ascii="맑은 고딕" w:hAnsi="맑은 고딕" w:eastAsia="맑은 고딕"/>
+          <w:sz w:val="21"/>
+        </w:rPr>
+        <w:t xml:space="preserve"> 은 받지 않는다.</w:t>
       </w:r>
     </w:p>
     <w:p>
@@ -824,7 +1916,21 @@
           <w:rFonts w:ascii="맑은 고딕" w:hAnsi="맑은 고딕" w:eastAsia="맑은 고딕"/>
           <w:sz w:val="21"/>
         </w:rPr>
-        <w:t>대안 하나, `-last 1h` 로 넉넉히 받는다. 5 분어치만 필요해도 최소 단위가 1 시간이다. 수집물이 커지지만 놓치는 것보다 낫다.</w:t>
+        <w:t xml:space="preserve">대안 하나, </w:t>
+      </w:r>
+      <w:r>
+        <w:rPr>
+          <w:rFonts w:ascii="Consolas" w:hAnsi="Consolas" w:eastAsia="Consolas" w:cs="Consolas"/>
+          <w:sz w:val="20"/>
+        </w:rPr>
+        <w:t xml:space="preserve">-last 1h</w:t>
+      </w:r>
+      <w:r>
+        <w:rPr>
+          <w:rFonts w:ascii="맑은 고딕" w:hAnsi="맑은 고딕" w:eastAsia="맑은 고딕"/>
+          <w:sz w:val="21"/>
+        </w:rPr>
+        <w:t xml:space="preserve"> 로 넉넉히 받는다. 5 분어치만 필요해도 최소 단위가 1 시간이다. 수집물이 커지지만 놓치는 것보다 낫다.</w:t>
       </w:r>
     </w:p>
     <w:p>
@@ -833,7 +1939,49 @@
           <w:rFonts w:ascii="맑은 고딕" w:hAnsi="맑은 고딕" w:eastAsia="맑은 고딕"/>
           <w:sz w:val="21"/>
         </w:rPr>
-        <w:t>대안 둘, 장애 시각을 정확히 안다면 `-from`·`-to` 로 구간을 직접 지정한다. `tfactl diagcollect -crs -from "2026-09-04 17:20:00" -to "2026-09-04 17:35:00" -node local` 형식이다.</w:t>
+        <w:t xml:space="preserve">대안 둘, 장애 시각을 정확히 안다면 </w:t>
+      </w:r>
+      <w:r>
+        <w:rPr>
+          <w:rFonts w:ascii="Consolas" w:hAnsi="Consolas" w:eastAsia="Consolas" w:cs="Consolas"/>
+          <w:sz w:val="20"/>
+        </w:rPr>
+        <w:t xml:space="preserve">-from</w:t>
+      </w:r>
+      <w:r>
+        <w:rPr>
+          <w:rFonts w:ascii="맑은 고딕" w:hAnsi="맑은 고딕" w:eastAsia="맑은 고딕"/>
+          <w:sz w:val="21"/>
+        </w:rPr>
+        <w:t xml:space="preserve">·</w:t>
+      </w:r>
+      <w:r>
+        <w:rPr>
+          <w:rFonts w:ascii="Consolas" w:hAnsi="Consolas" w:eastAsia="Consolas" w:cs="Consolas"/>
+          <w:sz w:val="20"/>
+        </w:rPr>
+        <w:t xml:space="preserve">-to</w:t>
+      </w:r>
+      <w:r>
+        <w:rPr>
+          <w:rFonts w:ascii="맑은 고딕" w:hAnsi="맑은 고딕" w:eastAsia="맑은 고딕"/>
+          <w:sz w:val="21"/>
+        </w:rPr>
+        <w:t xml:space="preserve"> 로 구간을 직접 지정한다. </w:t>
+      </w:r>
+      <w:r>
+        <w:rPr>
+          <w:rFonts w:ascii="Consolas" w:hAnsi="Consolas" w:eastAsia="Consolas" w:cs="Consolas"/>
+          <w:sz w:val="20"/>
+        </w:rPr>
+        <w:t xml:space="preserve">tfactl diagcollect -crs -from "2026-09-04 17:20:00" -to "2026-09-04 17:35:00" -node local</w:t>
+      </w:r>
+      <w:r>
+        <w:rPr>
+          <w:rFonts w:ascii="맑은 고딕" w:hAnsi="맑은 고딕" w:eastAsia="맑은 고딕"/>
+          <w:sz w:val="21"/>
+        </w:rPr>
+        <w:t xml:space="preserve"> 형식이다.</w:t>
       </w:r>
     </w:p>
     <w:p>
@@ -878,7 +2026,35 @@
           <w:rFonts w:ascii="맑은 고딕" w:hAnsi="맑은 고딕" w:eastAsia="맑은 고딕"/>
           <w:sz w:val="21"/>
         </w:rPr>
-        <w:t>원인은 `group by thread#` 가 행이 없는 스레드를 결과에서 제외했기 때문이다. `V$ARCHIVED_LOG` 에 스레드 2 의 행이 하나도 없으면 그 스레드는 결과에 나타나지 않는다.</w:t>
+        <w:t xml:space="preserve">원인은 </w:t>
+      </w:r>
+      <w:r>
+        <w:rPr>
+          <w:rFonts w:ascii="Consolas" w:hAnsi="Consolas" w:eastAsia="Consolas" w:cs="Consolas"/>
+          <w:sz w:val="20"/>
+        </w:rPr>
+        <w:t xml:space="preserve">group by thread#</w:t>
+      </w:r>
+      <w:r>
+        <w:rPr>
+          <w:rFonts w:ascii="맑은 고딕" w:hAnsi="맑은 고딕" w:eastAsia="맑은 고딕"/>
+          <w:sz w:val="21"/>
+        </w:rPr>
+        <w:t xml:space="preserve"> 가 행이 없는 스레드를 결과에서 제외했기 때문이다. </w:t>
+      </w:r>
+      <w:r>
+        <w:rPr>
+          <w:rFonts w:ascii="Consolas" w:hAnsi="Consolas" w:eastAsia="Consolas" w:cs="Consolas"/>
+          <w:sz w:val="20"/>
+        </w:rPr>
+        <w:t xml:space="preserve">V$ARCHIVED_LOG</w:t>
+      </w:r>
+      <w:r>
+        <w:rPr>
+          <w:rFonts w:ascii="맑은 고딕" w:hAnsi="맑은 고딕" w:eastAsia="맑은 고딕"/>
+          <w:sz w:val="21"/>
+        </w:rPr>
+        <w:t xml:space="preserve"> 에 스레드 2 의 행이 하나도 없으면 그 스레드는 결과에 나타나지 않는다.</w:t>
       </w:r>
     </w:p>
     <w:p>
@@ -896,16 +2072,30 @@
           <w:rFonts w:ascii="맑은 고딕" w:hAnsi="맑은 고딕" w:eastAsia="맑은 고딕"/>
           <w:sz w:val="21"/>
         </w:rPr>
-        <w:t>고친 조회는 `V$THREAD` 를 기준으로 아우터 조인한다.</w:t>
+        <w:t xml:space="preserve">고친 조회는 </w:t>
+      </w:r>
+      <w:r>
+        <w:rPr>
+          <w:rFonts w:ascii="Consolas" w:hAnsi="Consolas" w:eastAsia="Consolas" w:cs="Consolas"/>
+          <w:sz w:val="20"/>
+        </w:rPr>
+        <w:t xml:space="preserve">V$THREAD</w:t>
+      </w:r>
+      <w:r>
+        <w:rPr>
+          <w:rFonts w:ascii="맑은 고딕" w:hAnsi="맑은 고딕" w:eastAsia="맑은 고딕"/>
+          <w:sz w:val="21"/>
+        </w:rPr>
+        <w:t xml:space="preserve"> 를 기준으로 아우터 조인한다.</w:t>
       </w:r>
     </w:p>
     <w:p>
       <w:r>
         <w:rPr>
-          <w:rFonts w:ascii="맑은 고딕" w:hAnsi="맑은 고딕" w:eastAsia="맑은 고딕"/>
-          <w:sz w:val="21"/>
-        </w:rPr>
-        <w:t>`select t.thread#, nvl(a.cnt,0) archived, a.mx max_seq, to_char(a.last,'MM-DD HH24:MI') last from v$thread t left join (select thread#, count(*) cnt, max(sequence#) mx, max(completion_time) last from v$archived_log where deleted='NO' group by thread#) a on t.thread# = a.thread# order by t.thread#;`</w:t>
+          <w:rFonts w:ascii="Consolas" w:hAnsi="Consolas" w:eastAsia="Consolas" w:cs="Consolas"/>
+          <w:sz w:val="20"/>
+        </w:rPr>
+        <w:t xml:space="preserve">select t.thread#, nvl(a.cnt,0) archived, a.mx max_seq, to_char(a.last,'MM-DD HH24:MI') last from v$thread t left join (select thread#, count(*) cnt, max(sequence#) mx, max(completion_time) last from v$archived_log where deleted='NO' group by thread#) a on t.thread# = a.thread# order by t.thread#;</w:t>
       </w:r>
     </w:p>
     <w:p>
@@ -914,7 +2104,35 @@
           <w:rFonts w:ascii="맑은 고딕" w:hAnsi="맑은 고딕" w:eastAsia="맑은 고딕"/>
           <w:sz w:val="21"/>
         </w:rPr>
-        <w:t>고친 뒤 스레드 2 가 `archived=0` 으로 드러났다. 양 스레드에서 `alter system archive log current` 를 실행한 뒤 다시 조회하니 각각 3 건과 2 건이 나왔다.</w:t>
+        <w:t xml:space="preserve">고친 뒤 스레드 2 가 </w:t>
+      </w:r>
+      <w:r>
+        <w:rPr>
+          <w:rFonts w:ascii="Consolas" w:hAnsi="Consolas" w:eastAsia="Consolas" w:cs="Consolas"/>
+          <w:sz w:val="20"/>
+        </w:rPr>
+        <w:t xml:space="preserve">archived=0</w:t>
+      </w:r>
+      <w:r>
+        <w:rPr>
+          <w:rFonts w:ascii="맑은 고딕" w:hAnsi="맑은 고딕" w:eastAsia="맑은 고딕"/>
+          <w:sz w:val="21"/>
+        </w:rPr>
+        <w:t xml:space="preserve"> 으로 드러났다. 양 스레드에서 </w:t>
+      </w:r>
+      <w:r>
+        <w:rPr>
+          <w:rFonts w:ascii="Consolas" w:hAnsi="Consolas" w:eastAsia="Consolas" w:cs="Consolas"/>
+          <w:sz w:val="20"/>
+        </w:rPr>
+        <w:t xml:space="preserve">alter system archive log current</w:t>
+      </w:r>
+      <w:r>
+        <w:rPr>
+          <w:rFonts w:ascii="맑은 고딕" w:hAnsi="맑은 고딕" w:eastAsia="맑은 고딕"/>
+          <w:sz w:val="21"/>
+        </w:rPr>
+        <w:t xml:space="preserve"> 를 실행한 뒤 다시 조회하니 각각 3 건과 2 건이 나왔다.</w:t>
       </w:r>
     </w:p>
     <w:p>
@@ -932,7 +2150,35 @@
           <w:rFonts w:ascii="맑은 고딕" w:hAnsi="맑은 고딕" w:eastAsia="맑은 고딕"/>
           <w:sz w:val="21"/>
         </w:rPr>
-        <w:t>스레드는 `V$THREAD`, 인스턴스는 `GV$INSTANCE`, 자원은 기준선 개수가 그 목록이다. 이 랩의 스크립트가 자원 개수를 17 과 비교하는 것도 같은 원리다.</w:t>
+        <w:t xml:space="preserve">스레드는 </w:t>
+      </w:r>
+      <w:r>
+        <w:rPr>
+          <w:rFonts w:ascii="Consolas" w:hAnsi="Consolas" w:eastAsia="Consolas" w:cs="Consolas"/>
+          <w:sz w:val="20"/>
+        </w:rPr>
+        <w:t xml:space="preserve">V$THREAD</w:t>
+      </w:r>
+      <w:r>
+        <w:rPr>
+          <w:rFonts w:ascii="맑은 고딕" w:hAnsi="맑은 고딕" w:eastAsia="맑은 고딕"/>
+          <w:sz w:val="21"/>
+        </w:rPr>
+        <w:t xml:space="preserve">, 인스턴스는 </w:t>
+      </w:r>
+      <w:r>
+        <w:rPr>
+          <w:rFonts w:ascii="Consolas" w:hAnsi="Consolas" w:eastAsia="Consolas" w:cs="Consolas"/>
+          <w:sz w:val="20"/>
+        </w:rPr>
+        <w:t xml:space="preserve">GV$INSTANCE</w:t>
+      </w:r>
+      <w:r>
+        <w:rPr>
+          <w:rFonts w:ascii="맑은 고딕" w:hAnsi="맑은 고딕" w:eastAsia="맑은 고딕"/>
+          <w:sz w:val="21"/>
+        </w:rPr>
+        <w:t xml:space="preserve">, 자원은 기준선 개수가 그 목록이다. 이 랩의 스크립트가 자원 개수를 17 과 비교하는 것도 같은 원리다.</w:t>
       </w:r>
     </w:p>
     <w:p>
@@ -941,7 +2187,21 @@
           <w:rFonts w:ascii="맑은 고딕" w:hAnsi="맑은 고딕" w:eastAsia="맑은 고딕"/>
           <w:sz w:val="21"/>
         </w:rPr>
-        <w:t>같은 함정이 스레드별 CURRENT 조회와 서비스 점검에도 있다. 실제로 인스턴스가 죽었을 때 `thread 2 current=1` 행이 조용히 사라졌고 FAIL 로 잡히지 않았다.</w:t>
+        <w:t xml:space="preserve">같은 함정이 스레드별 CURRENT 조회와 서비스 점검에도 있다. 실제로 인스턴스가 죽었을 때 </w:t>
+      </w:r>
+      <w:r>
+        <w:rPr>
+          <w:rFonts w:ascii="Consolas" w:hAnsi="Consolas" w:eastAsia="Consolas" w:cs="Consolas"/>
+          <w:sz w:val="20"/>
+        </w:rPr>
+        <w:t xml:space="preserve">thread 2 current=1</w:t>
+      </w:r>
+      <w:r>
+        <w:rPr>
+          <w:rFonts w:ascii="맑은 고딕" w:hAnsi="맑은 고딕" w:eastAsia="맑은 고딕"/>
+          <w:sz w:val="21"/>
+        </w:rPr>
+        <w:t xml:space="preserve"> 행이 조용히 사라졌고 FAIL 로 잡히지 않았다.</w:t>
       </w:r>
     </w:p>
     <w:p>
@@ -968,7 +2228,63 @@
           <w:rFonts w:ascii="맑은 고딕" w:hAnsi="맑은 고딕" w:eastAsia="맑은 고딕"/>
           <w:sz w:val="21"/>
         </w:rPr>
-        <w:t>넷은 `ora.asmnet1.asmnetwork(ora.asmgroup)`, `ora.ASMNET1LSNR_ASM.lsnr(ora.asmgroup)`, `ora.asm(ora.asmgroup)`, `ora.chad` 다.</w:t>
+        <w:t xml:space="preserve">넷은 </w:t>
+      </w:r>
+      <w:r>
+        <w:rPr>
+          <w:rFonts w:ascii="Consolas" w:hAnsi="Consolas" w:eastAsia="Consolas" w:cs="Consolas"/>
+          <w:sz w:val="20"/>
+        </w:rPr>
+        <w:t xml:space="preserve">ora.asmnet1.asmnetwork(ora.asmgroup)</w:t>
+      </w:r>
+      <w:r>
+        <w:rPr>
+          <w:rFonts w:ascii="맑은 고딕" w:hAnsi="맑은 고딕" w:eastAsia="맑은 고딕"/>
+          <w:sz w:val="21"/>
+        </w:rPr>
+        <w:t xml:space="preserve">, </w:t>
+      </w:r>
+      <w:r>
+        <w:rPr>
+          <w:rFonts w:ascii="Consolas" w:hAnsi="Consolas" w:eastAsia="Consolas" w:cs="Consolas"/>
+          <w:sz w:val="20"/>
+        </w:rPr>
+        <w:t xml:space="preserve">ora.ASMNET1LSNR_ASM.lsnr(ora.asmgroup)</w:t>
+      </w:r>
+      <w:r>
+        <w:rPr>
+          <w:rFonts w:ascii="맑은 고딕" w:hAnsi="맑은 고딕" w:eastAsia="맑은 고딕"/>
+          <w:sz w:val="21"/>
+        </w:rPr>
+        <w:t xml:space="preserve">, </w:t>
+      </w:r>
+      <w:r>
+        <w:rPr>
+          <w:rFonts w:ascii="Consolas" w:hAnsi="Consolas" w:eastAsia="Consolas" w:cs="Consolas"/>
+          <w:sz w:val="20"/>
+        </w:rPr>
+        <w:t xml:space="preserve">ora.asm(ora.asmgroup)</w:t>
+      </w:r>
+      <w:r>
+        <w:rPr>
+          <w:rFonts w:ascii="맑은 고딕" w:hAnsi="맑은 고딕" w:eastAsia="맑은 고딕"/>
+          <w:sz w:val="21"/>
+        </w:rPr>
+        <w:t xml:space="preserve">, </w:t>
+      </w:r>
+      <w:r>
+        <w:rPr>
+          <w:rFonts w:ascii="Consolas" w:hAnsi="Consolas" w:eastAsia="Consolas" w:cs="Consolas"/>
+          <w:sz w:val="20"/>
+        </w:rPr>
+        <w:t xml:space="preserve">ora.chad</w:t>
+      </w:r>
+      <w:r>
+        <w:rPr>
+          <w:rFonts w:ascii="맑은 고딕" w:hAnsi="맑은 고딕" w:eastAsia="맑은 고딕"/>
+          <w:sz w:val="21"/>
+        </w:rPr>
+        <w:t xml:space="preserve"> 다.</w:t>
       </w:r>
     </w:p>
     <w:p>
@@ -977,16 +2293,37 @@
           <w:rFonts w:ascii="맑은 고딕" w:hAnsi="맑은 고딕" w:eastAsia="맑은 고딕"/>
           <w:sz w:val="21"/>
         </w:rPr>
-        <w:t>앞의 셋은 Flex ASM 의 빈 슬롯이다. 14장에서 다뤘듯이 `ora.asmgroup` 은 카디널리티가 3 인데 노드가 둘이므로 슬롯 하나가 항상 비어 있다. TARGET 이 ONLINE 이고 STATE 가 OFFLINE 인 상태가 정상이다.</w:t>
+        <w:t xml:space="preserve">앞의 셋은 Flex ASM 의 빈 슬롯이다. 14장에서 다뤘듯이 </w:t>
+      </w:r>
+      <w:r>
+        <w:rPr>
+          <w:rFonts w:ascii="Consolas" w:hAnsi="Consolas" w:eastAsia="Consolas" w:cs="Consolas"/>
+          <w:sz w:val="20"/>
+        </w:rPr>
+        <w:t xml:space="preserve">ora.asmgroup</w:t>
+      </w:r>
+      <w:r>
+        <w:rPr>
+          <w:rFonts w:ascii="맑은 고딕" w:hAnsi="맑은 고딕" w:eastAsia="맑은 고딕"/>
+          <w:sz w:val="21"/>
+        </w:rPr>
+        <w:t xml:space="preserve"> 은 카디널리티가 3 인데 노드가 둘이므로 슬롯 하나가 항상 비어 있다. TARGET 이 ONLINE 이고 STATE 가 OFFLINE 인 상태가 정상이다.</w:t>
       </w:r>
     </w:p>
     <w:p>
       <w:r>
         <w:rPr>
-          <w:rFonts w:ascii="맑은 고딕" w:hAnsi="맑은 고딕" w:eastAsia="맑은 고딕"/>
-          <w:sz w:val="21"/>
-        </w:rPr>
-        <w:t>`ora.chad` 는 rac2 쪽이 OFFLINE 이다. 역시 14장에서 확인한 의도된 상태다.</w:t>
+          <w:rFonts w:ascii="Consolas" w:hAnsi="Consolas" w:eastAsia="Consolas" w:cs="Consolas"/>
+          <w:sz w:val="20"/>
+        </w:rPr>
+        <w:t xml:space="preserve">ora.chad</w:t>
+      </w:r>
+      <w:r>
+        <w:rPr>
+          <w:rFonts w:ascii="맑은 고딕" w:hAnsi="맑은 고딕" w:eastAsia="맑은 고딕"/>
+          <w:sz w:val="21"/>
+        </w:rPr>
+        <w:t xml:space="preserve"> 는 rac2 쪽이 OFFLINE 이다. 역시 14장에서 확인한 의도된 상태다.</w:t>
       </w:r>
     </w:p>
     <w:p>
@@ -1085,7 +2422,21 @@
           <w:rFonts w:ascii="맑은 고딕" w:hAnsi="맑은 고딕" w:eastAsia="맑은 고딕"/>
           <w:sz w:val="21"/>
         </w:rPr>
-        <w:t>종료 코드는 실패 건수를 그대로 돌려준다. `exit $FAIL` 이다. 0 이면 정상, 1 이상이면 그 수만큼 실패가 있다는 뜻이다.</w:t>
+        <w:t xml:space="preserve">종료 코드는 실패 건수를 그대로 돌려준다. </w:t>
+      </w:r>
+      <w:r>
+        <w:rPr>
+          <w:rFonts w:ascii="Consolas" w:hAnsi="Consolas" w:eastAsia="Consolas" w:cs="Consolas"/>
+          <w:sz w:val="20"/>
+        </w:rPr>
+        <w:t xml:space="preserve">exit $FAIL</w:t>
+      </w:r>
+      <w:r>
+        <w:rPr>
+          <w:rFonts w:ascii="맑은 고딕" w:hAnsi="맑은 고딕" w:eastAsia="맑은 고딕"/>
+          <w:sz w:val="21"/>
+        </w:rPr>
+        <w:t xml:space="preserve"> 이다. 0 이면 정상, 1 이상이면 그 수만큼 실패가 있다는 뜻이다.</w:t>
       </w:r>
     </w:p>
     <w:p>
@@ -1094,7 +2445,21 @@
           <w:rFonts w:ascii="맑은 고딕" w:hAnsi="맑은 고딕" w:eastAsia="맑은 고딕"/>
           <w:sz w:val="21"/>
         </w:rPr>
-        <w:t>이렇게 하면 스케줄러나 감시 도구가 출력을 파싱하지 않고 종료 코드만으로 판단할 수 있다. `cron` 에 걸어 두고 0 이 아닐 때만 알림을 보내면 된다.</w:t>
+        <w:t xml:space="preserve">이렇게 하면 스케줄러나 감시 도구가 출력을 파싱하지 않고 종료 코드만으로 판단할 수 있다. </w:t>
+      </w:r>
+      <w:r>
+        <w:rPr>
+          <w:rFonts w:ascii="Consolas" w:hAnsi="Consolas" w:eastAsia="Consolas" w:cs="Consolas"/>
+          <w:sz w:val="20"/>
+        </w:rPr>
+        <w:t xml:space="preserve">cron</w:t>
+      </w:r>
+      <w:r>
+        <w:rPr>
+          <w:rFonts w:ascii="맑은 고딕" w:hAnsi="맑은 고딕" w:eastAsia="맑은 고딕"/>
+          <w:sz w:val="21"/>
+        </w:rPr>
+        <w:t xml:space="preserve"> 에 걸어 두고 0 이 아닐 때만 알림을 보내면 된다.</w:t>
       </w:r>
     </w:p>
     <w:p>
@@ -1165,7 +2530,35 @@
           <w:rFonts w:ascii="맑은 고딕" w:hAnsi="맑은 고딕" w:eastAsia="맑은 고딕"/>
           <w:sz w:val="21"/>
         </w:rPr>
-        <w:t>1단계, `oifcfg getif` 로 어떤 인터페이스가 인터커넥트로 등록되어 있는지 본다. 이 랩에서는 `ens160  172.16.119.0  global  cluster_interconnect,asm` 이다. 여기가 틀리면 나머지가 다 틀어진다.</w:t>
+        <w:t xml:space="preserve">1단계, </w:t>
+      </w:r>
+      <w:r>
+        <w:rPr>
+          <w:rFonts w:ascii="Consolas" w:hAnsi="Consolas" w:eastAsia="Consolas" w:cs="Consolas"/>
+          <w:sz w:val="20"/>
+        </w:rPr>
+        <w:t xml:space="preserve">oifcfg getif</w:t>
+      </w:r>
+      <w:r>
+        <w:rPr>
+          <w:rFonts w:ascii="맑은 고딕" w:hAnsi="맑은 고딕" w:eastAsia="맑은 고딕"/>
+          <w:sz w:val="21"/>
+        </w:rPr>
+        <w:t xml:space="preserve"> 로 어떤 인터페이스가 인터커넥트로 등록되어 있는지 본다. 이 랩에서는 </w:t>
+      </w:r>
+      <w:r>
+        <w:rPr>
+          <w:rFonts w:ascii="Consolas" w:hAnsi="Consolas" w:eastAsia="Consolas" w:cs="Consolas"/>
+          <w:sz w:val="20"/>
+        </w:rPr>
+        <w:t xml:space="preserve">ens160  172.16.119.0  global  cluster_interconnect,asm</w:t>
+      </w:r>
+      <w:r>
+        <w:rPr>
+          <w:rFonts w:ascii="맑은 고딕" w:hAnsi="맑은 고딕" w:eastAsia="맑은 고딕"/>
+          <w:sz w:val="21"/>
+        </w:rPr>
+        <w:t xml:space="preserve"> 이다. 여기가 틀리면 나머지가 다 틀어진다.</w:t>
       </w:r>
     </w:p>
     <w:p>
@@ -1174,7 +2567,49 @@
           <w:rFonts w:ascii="맑은 고딕" w:hAnsi="맑은 고딕" w:eastAsia="맑은 고딕"/>
           <w:sz w:val="21"/>
         </w:rPr>
-        <w:t>2단계, `/sbin/ip -4 addr show ens160` 으로 물리 주소와 `169.254` 별칭이 함께 있는지 본다. 별칭이 없으면 HAIP 가 안 뜬 것이다. `ip` 명령은 grid 사용자 PATH 에 없을 수 있으므로 전체 경로를 쓴다.</w:t>
+        <w:t xml:space="preserve">2단계, </w:t>
+      </w:r>
+      <w:r>
+        <w:rPr>
+          <w:rFonts w:ascii="Consolas" w:hAnsi="Consolas" w:eastAsia="Consolas" w:cs="Consolas"/>
+          <w:sz w:val="20"/>
+        </w:rPr>
+        <w:t xml:space="preserve">/sbin/ip -4 addr show ens160</w:t>
+      </w:r>
+      <w:r>
+        <w:rPr>
+          <w:rFonts w:ascii="맑은 고딕" w:hAnsi="맑은 고딕" w:eastAsia="맑은 고딕"/>
+          <w:sz w:val="21"/>
+        </w:rPr>
+        <w:t xml:space="preserve"> 으로 물리 주소와 </w:t>
+      </w:r>
+      <w:r>
+        <w:rPr>
+          <w:rFonts w:ascii="Consolas" w:hAnsi="Consolas" w:eastAsia="Consolas" w:cs="Consolas"/>
+          <w:sz w:val="20"/>
+        </w:rPr>
+        <w:t xml:space="preserve">169.254</w:t>
+      </w:r>
+      <w:r>
+        <w:rPr>
+          <w:rFonts w:ascii="맑은 고딕" w:hAnsi="맑은 고딕" w:eastAsia="맑은 고딕"/>
+          <w:sz w:val="21"/>
+        </w:rPr>
+        <w:t xml:space="preserve"> 별칭이 함께 있는지 본다. 별칭이 없으면 HAIP 가 안 뜬 것이다. </w:t>
+      </w:r>
+      <w:r>
+        <w:rPr>
+          <w:rFonts w:ascii="Consolas" w:hAnsi="Consolas" w:eastAsia="Consolas" w:cs="Consolas"/>
+          <w:sz w:val="20"/>
+        </w:rPr>
+        <w:t xml:space="preserve">ip</w:t>
+      </w:r>
+      <w:r>
+        <w:rPr>
+          <w:rFonts w:ascii="맑은 고딕" w:hAnsi="맑은 고딕" w:eastAsia="맑은 고딕"/>
+          <w:sz w:val="21"/>
+        </w:rPr>
+        <w:t xml:space="preserve"> 명령은 grid 사용자 PATH 에 없을 수 있으므로 전체 경로를 쓴다.</w:t>
       </w:r>
     </w:p>
     <w:p>
@@ -1183,7 +2618,35 @@
           <w:rFonts w:ascii="맑은 고딕" w:hAnsi="맑은 고딕" w:eastAsia="맑은 고딕"/>
           <w:sz w:val="21"/>
         </w:rPr>
-        <w:t>3단계, `crsctl status res ora.cluster_interconnect.haip -init` 로 그 자원이 ONLINE 인지 본다. `-init` 자원이므로 노드마다 실행해야 한다.</w:t>
+        <w:t xml:space="preserve">3단계, </w:t>
+      </w:r>
+      <w:r>
+        <w:rPr>
+          <w:rFonts w:ascii="Consolas" w:hAnsi="Consolas" w:eastAsia="Consolas" w:cs="Consolas"/>
+          <w:sz w:val="20"/>
+        </w:rPr>
+        <w:t xml:space="preserve">crsctl status res ora.cluster_interconnect.haip -init</w:t>
+      </w:r>
+      <w:r>
+        <w:rPr>
+          <w:rFonts w:ascii="맑은 고딕" w:hAnsi="맑은 고딕" w:eastAsia="맑은 고딕"/>
+          <w:sz w:val="21"/>
+        </w:rPr>
+        <w:t xml:space="preserve"> 로 그 자원이 ONLINE 인지 본다. </w:t>
+      </w:r>
+      <w:r>
+        <w:rPr>
+          <w:rFonts w:ascii="Consolas" w:hAnsi="Consolas" w:eastAsia="Consolas" w:cs="Consolas"/>
+          <w:sz w:val="20"/>
+        </w:rPr>
+        <w:t xml:space="preserve">-init</w:t>
+      </w:r>
+      <w:r>
+        <w:rPr>
+          <w:rFonts w:ascii="맑은 고딕" w:hAnsi="맑은 고딕" w:eastAsia="맑은 고딕"/>
+          <w:sz w:val="21"/>
+        </w:rPr>
+        <w:t xml:space="preserve"> 자원이므로 노드마다 실행해야 한다.</w:t>
       </w:r>
     </w:p>
     <w:p>
@@ -1192,7 +2655,49 @@
           <w:rFonts w:ascii="맑은 고딕" w:hAnsi="맑은 고딕" w:eastAsia="맑은 고딕"/>
           <w:sz w:val="21"/>
         </w:rPr>
-        <w:t>4단계, `GV$CLUSTER_INTERCONNECTS` 로 데이터베이스가 무엇을 쓰는지 본다. `IS_PUBLIC` 이 `YES` 면 공용망을 쓰고 있다는 뜻이며 심각한 오구성이다.</w:t>
+        <w:t xml:space="preserve">4단계, </w:t>
+      </w:r>
+      <w:r>
+        <w:rPr>
+          <w:rFonts w:ascii="Consolas" w:hAnsi="Consolas" w:eastAsia="Consolas" w:cs="Consolas"/>
+          <w:sz w:val="20"/>
+        </w:rPr>
+        <w:t xml:space="preserve">GV$CLUSTER_INTERCONNECTS</w:t>
+      </w:r>
+      <w:r>
+        <w:rPr>
+          <w:rFonts w:ascii="맑은 고딕" w:hAnsi="맑은 고딕" w:eastAsia="맑은 고딕"/>
+          <w:sz w:val="21"/>
+        </w:rPr>
+        <w:t xml:space="preserve"> 로 데이터베이스가 무엇을 쓰는지 본다. </w:t>
+      </w:r>
+      <w:r>
+        <w:rPr>
+          <w:rFonts w:ascii="Consolas" w:hAnsi="Consolas" w:eastAsia="Consolas" w:cs="Consolas"/>
+          <w:sz w:val="20"/>
+        </w:rPr>
+        <w:t xml:space="preserve">IS_PUBLIC</w:t>
+      </w:r>
+      <w:r>
+        <w:rPr>
+          <w:rFonts w:ascii="맑은 고딕" w:hAnsi="맑은 고딕" w:eastAsia="맑은 고딕"/>
+          <w:sz w:val="21"/>
+        </w:rPr>
+        <w:t xml:space="preserve"> 이 </w:t>
+      </w:r>
+      <w:r>
+        <w:rPr>
+          <w:rFonts w:ascii="Consolas" w:hAnsi="Consolas" w:eastAsia="Consolas" w:cs="Consolas"/>
+          <w:sz w:val="20"/>
+        </w:rPr>
+        <w:t xml:space="preserve">YES</w:t>
+      </w:r>
+      <w:r>
+        <w:rPr>
+          <w:rFonts w:ascii="맑은 고딕" w:hAnsi="맑은 고딕" w:eastAsia="맑은 고딕"/>
+          <w:sz w:val="21"/>
+        </w:rPr>
+        <w:t xml:space="preserve"> 면 공용망을 쓰고 있다는 뜻이며 심각한 오구성이다.</w:t>
       </w:r>
     </w:p>
     <w:p>
@@ -1201,7 +2706,21 @@
           <w:rFonts w:ascii="맑은 고딕" w:hAnsi="맑은 고딕" w:eastAsia="맑은 고딕"/>
           <w:sz w:val="21"/>
         </w:rPr>
-        <w:t>이 랩에서 실제로 겪은 사고가 이 절차의 배경이다. rac1 이 클러스터에 못 붙었는데 사설망 `ping` 은 정상이었다.</w:t>
+        <w:t xml:space="preserve">이 랩에서 실제로 겪은 사고가 이 절차의 배경이다. rac1 이 클러스터에 못 붙었는데 사설망 </w:t>
+      </w:r>
+      <w:r>
+        <w:rPr>
+          <w:rFonts w:ascii="Consolas" w:hAnsi="Consolas" w:eastAsia="Consolas" w:cs="Consolas"/>
+          <w:sz w:val="20"/>
+        </w:rPr>
+        <w:t xml:space="preserve">ping</w:t>
+      </w:r>
+      <w:r>
+        <w:rPr>
+          <w:rFonts w:ascii="맑은 고딕" w:hAnsi="맑은 고딕" w:eastAsia="맑은 고딕"/>
+          <w:sz w:val="21"/>
+        </w:rPr>
+        <w:t xml:space="preserve"> 은 정상이었다.</w:t>
       </w:r>
     </w:p>
     <w:p>
@@ -1210,7 +2729,35 @@
           <w:rFonts w:ascii="맑은 고딕" w:hAnsi="맑은 고딕" w:eastAsia="맑은 고딕"/>
           <w:sz w:val="21"/>
         </w:rPr>
-        <w:t>원인은 물리 주소는 살아 있고 HAIP 자원만 OFFLINE 이었기 때문이다. `ping` 은 물리 주소로 가므로 성공한다. HAIP 가 없으면 클러스터 통신이 안 되지만 `ping` 으로는 드러나지 않는다.</w:t>
+        <w:t xml:space="preserve">원인은 물리 주소는 살아 있고 HAIP 자원만 OFFLINE 이었기 때문이다. </w:t>
+      </w:r>
+      <w:r>
+        <w:rPr>
+          <w:rFonts w:ascii="Consolas" w:hAnsi="Consolas" w:eastAsia="Consolas" w:cs="Consolas"/>
+          <w:sz w:val="20"/>
+        </w:rPr>
+        <w:t xml:space="preserve">ping</w:t>
+      </w:r>
+      <w:r>
+        <w:rPr>
+          <w:rFonts w:ascii="맑은 고딕" w:hAnsi="맑은 고딕" w:eastAsia="맑은 고딕"/>
+          <w:sz w:val="21"/>
+        </w:rPr>
+        <w:t xml:space="preserve"> 은 물리 주소로 가므로 성공한다. HAIP 가 없으면 클러스터 통신이 안 되지만 </w:t>
+      </w:r>
+      <w:r>
+        <w:rPr>
+          <w:rFonts w:ascii="Consolas" w:hAnsi="Consolas" w:eastAsia="Consolas" w:cs="Consolas"/>
+          <w:sz w:val="20"/>
+        </w:rPr>
+        <w:t xml:space="preserve">ping</w:t>
+      </w:r>
+      <w:r>
+        <w:rPr>
+          <w:rFonts w:ascii="맑은 고딕" w:hAnsi="맑은 고딕" w:eastAsia="맑은 고딕"/>
+          <w:sz w:val="21"/>
+        </w:rPr>
+        <w:t xml:space="preserve"> 으로는 드러나지 않는다.</w:t>
       </w:r>
     </w:p>
     <w:p>
@@ -1219,7 +2766,21 @@
           <w:rFonts w:ascii="맑은 고딕" w:hAnsi="맑은 고딕" w:eastAsia="맑은 고딕"/>
           <w:sz w:val="21"/>
         </w:rPr>
-        <w:t>그래서 `ping` 만 확인하고 넘어가면 원인을 못 찾는다. 2단계와 3단계가 반드시 필요한 이유다.</w:t>
+        <w:t xml:space="preserve">그래서 </w:t>
+      </w:r>
+      <w:r>
+        <w:rPr>
+          <w:rFonts w:ascii="Consolas" w:hAnsi="Consolas" w:eastAsia="Consolas" w:cs="Consolas"/>
+          <w:sz w:val="20"/>
+        </w:rPr>
+        <w:t xml:space="preserve">ping</w:t>
+      </w:r>
+      <w:r>
+        <w:rPr>
+          <w:rFonts w:ascii="맑은 고딕" w:hAnsi="맑은 고딕" w:eastAsia="맑은 고딕"/>
+          <w:sz w:val="21"/>
+        </w:rPr>
+        <w:t xml:space="preserve"> 만 확인하고 넘어가면 원인을 못 찾는다. 2단계와 3단계가 반드시 필요한 이유다.</w:t>
       </w:r>
     </w:p>
     <w:p>
@@ -1246,7 +2807,49 @@
           <w:rFonts w:ascii="맑은 고딕" w:hAnsi="맑은 고딕" w:eastAsia="맑은 고딕"/>
           <w:sz w:val="21"/>
         </w:rPr>
-        <w:t>1 클러스터 계층(14장). `crsctl check cluster -all` 로 스택이 online 인지, `crsctl stat res` 로 자원 개수가 기준선 17 개인지, `crsctl stat res -t` 로 TARGET/STATE 불일치가 있는지 본다.</w:t>
+        <w:t xml:space="preserve">1 클러스터 계층(14장). </w:t>
+      </w:r>
+      <w:r>
+        <w:rPr>
+          <w:rFonts w:ascii="Consolas" w:hAnsi="Consolas" w:eastAsia="Consolas" w:cs="Consolas"/>
+          <w:sz w:val="20"/>
+        </w:rPr>
+        <w:t xml:space="preserve">crsctl check cluster -all</w:t>
+      </w:r>
+      <w:r>
+        <w:rPr>
+          <w:rFonts w:ascii="맑은 고딕" w:hAnsi="맑은 고딕" w:eastAsia="맑은 고딕"/>
+          <w:sz w:val="21"/>
+        </w:rPr>
+        <w:t xml:space="preserve"> 로 스택이 online 인지, </w:t>
+      </w:r>
+      <w:r>
+        <w:rPr>
+          <w:rFonts w:ascii="Consolas" w:hAnsi="Consolas" w:eastAsia="Consolas" w:cs="Consolas"/>
+          <w:sz w:val="20"/>
+        </w:rPr>
+        <w:t xml:space="preserve">crsctl stat res</w:t>
+      </w:r>
+      <w:r>
+        <w:rPr>
+          <w:rFonts w:ascii="맑은 고딕" w:hAnsi="맑은 고딕" w:eastAsia="맑은 고딕"/>
+          <w:sz w:val="21"/>
+        </w:rPr>
+        <w:t xml:space="preserve"> 로 자원 개수가 기준선 17 개인지, </w:t>
+      </w:r>
+      <w:r>
+        <w:rPr>
+          <w:rFonts w:ascii="Consolas" w:hAnsi="Consolas" w:eastAsia="Consolas" w:cs="Consolas"/>
+          <w:sz w:val="20"/>
+        </w:rPr>
+        <w:t xml:space="preserve">crsctl stat res -t</w:t>
+      </w:r>
+      <w:r>
+        <w:rPr>
+          <w:rFonts w:ascii="맑은 고딕" w:hAnsi="맑은 고딕" w:eastAsia="맑은 고딕"/>
+          <w:sz w:val="21"/>
+        </w:rPr>
+        <w:t xml:space="preserve"> 로 TARGET/STATE 불일치가 있는지 본다.</w:t>
       </w:r>
     </w:p>
     <w:p>
@@ -1255,7 +2858,35 @@
           <w:rFonts w:ascii="맑은 고딕" w:hAnsi="맑은 고딕" w:eastAsia="맑은 고딕"/>
           <w:sz w:val="21"/>
         </w:rPr>
-        <w:t>2 알림 계층(16장). `onsctl ping` 으로 ONS 데몬이 응답하는지, `onsctl debug` 로 상대 노드와 연결되어 있는지 본다.</w:t>
+        <w:t xml:space="preserve">2 알림 계층(16장). </w:t>
+      </w:r>
+      <w:r>
+        <w:rPr>
+          <w:rFonts w:ascii="Consolas" w:hAnsi="Consolas" w:eastAsia="Consolas" w:cs="Consolas"/>
+          <w:sz w:val="20"/>
+        </w:rPr>
+        <w:t xml:space="preserve">onsctl ping</w:t>
+      </w:r>
+      <w:r>
+        <w:rPr>
+          <w:rFonts w:ascii="맑은 고딕" w:hAnsi="맑은 고딕" w:eastAsia="맑은 고딕"/>
+          <w:sz w:val="21"/>
+        </w:rPr>
+        <w:t xml:space="preserve"> 으로 ONS 데몬이 응답하는지, </w:t>
+      </w:r>
+      <w:r>
+        <w:rPr>
+          <w:rFonts w:ascii="Consolas" w:hAnsi="Consolas" w:eastAsia="Consolas" w:cs="Consolas"/>
+          <w:sz w:val="20"/>
+        </w:rPr>
+        <w:t xml:space="preserve">onsctl debug</w:t>
+      </w:r>
+      <w:r>
+        <w:rPr>
+          <w:rFonts w:ascii="맑은 고딕" w:hAnsi="맑은 고딕" w:eastAsia="맑은 고딕"/>
+          <w:sz w:val="21"/>
+        </w:rPr>
+        <w:t xml:space="preserve"> 로 상대 노드와 연결되어 있는지 본다.</w:t>
       </w:r>
     </w:p>
     <w:p>
@@ -1264,7 +2895,35 @@
           <w:rFonts w:ascii="맑은 고딕" w:hAnsi="맑은 고딕" w:eastAsia="맑은 고딕"/>
           <w:sz w:val="21"/>
         </w:rPr>
-        <w:t>3 서비스 계층(15·16장). `srvctl status service` 로 서비스가 떠 있는지, `srvctl config service` 로 선호 인스턴스 배치가 의도대로인지 본다.</w:t>
+        <w:t xml:space="preserve">3 서비스 계층(15·16장). </w:t>
+      </w:r>
+      <w:r>
+        <w:rPr>
+          <w:rFonts w:ascii="Consolas" w:hAnsi="Consolas" w:eastAsia="Consolas" w:cs="Consolas"/>
+          <w:sz w:val="20"/>
+        </w:rPr>
+        <w:t xml:space="preserve">srvctl status service</w:t>
+      </w:r>
+      <w:r>
+        <w:rPr>
+          <w:rFonts w:ascii="맑은 고딕" w:hAnsi="맑은 고딕" w:eastAsia="맑은 고딕"/>
+          <w:sz w:val="21"/>
+        </w:rPr>
+        <w:t xml:space="preserve"> 로 서비스가 떠 있는지, </w:t>
+      </w:r>
+      <w:r>
+        <w:rPr>
+          <w:rFonts w:ascii="Consolas" w:hAnsi="Consolas" w:eastAsia="Consolas" w:cs="Consolas"/>
+          <w:sz w:val="20"/>
+        </w:rPr>
+        <w:t xml:space="preserve">srvctl config service</w:t>
+      </w:r>
+      <w:r>
+        <w:rPr>
+          <w:rFonts w:ascii="맑은 고딕" w:hAnsi="맑은 고딕" w:eastAsia="맑은 고딕"/>
+          <w:sz w:val="21"/>
+        </w:rPr>
+        <w:t xml:space="preserve"> 로 선호 인스턴스 배치가 의도대로인지 본다.</w:t>
       </w:r>
     </w:p>
     <w:p>
@@ -1273,7 +2932,49 @@
           <w:rFonts w:ascii="맑은 고딕" w:hAnsi="맑은 고딕" w:eastAsia="맑은 고딕"/>
           <w:sz w:val="21"/>
         </w:rPr>
-        <w:t>4 인스턴스 계층(12장). `srvctl status database -v` 로 Open 인스턴스가 둘인지, `v$parameter` 의 `spfile` 로 SPFILE 경로가 맞는지 본다.</w:t>
+        <w:t xml:space="preserve">4 인스턴스 계층(12장). </w:t>
+      </w:r>
+      <w:r>
+        <w:rPr>
+          <w:rFonts w:ascii="Consolas" w:hAnsi="Consolas" w:eastAsia="Consolas" w:cs="Consolas"/>
+          <w:sz w:val="20"/>
+        </w:rPr>
+        <w:t xml:space="preserve">srvctl status database -v</w:t>
+      </w:r>
+      <w:r>
+        <w:rPr>
+          <w:rFonts w:ascii="맑은 고딕" w:hAnsi="맑은 고딕" w:eastAsia="맑은 고딕"/>
+          <w:sz w:val="21"/>
+        </w:rPr>
+        <w:t xml:space="preserve"> 로 Open 인스턴스가 둘인지, </w:t>
+      </w:r>
+      <w:r>
+        <w:rPr>
+          <w:rFonts w:ascii="Consolas" w:hAnsi="Consolas" w:eastAsia="Consolas" w:cs="Consolas"/>
+          <w:sz w:val="20"/>
+        </w:rPr>
+        <w:t xml:space="preserve">v$parameter</w:t>
+      </w:r>
+      <w:r>
+        <w:rPr>
+          <w:rFonts w:ascii="맑은 고딕" w:hAnsi="맑은 고딕" w:eastAsia="맑은 고딕"/>
+          <w:sz w:val="21"/>
+        </w:rPr>
+        <w:t xml:space="preserve"> 의 </w:t>
+      </w:r>
+      <w:r>
+        <w:rPr>
+          <w:rFonts w:ascii="Consolas" w:hAnsi="Consolas" w:eastAsia="Consolas" w:cs="Consolas"/>
+          <w:sz w:val="20"/>
+        </w:rPr>
+        <w:t xml:space="preserve">spfile</w:t>
+      </w:r>
+      <w:r>
+        <w:rPr>
+          <w:rFonts w:ascii="맑은 고딕" w:hAnsi="맑은 고딕" w:eastAsia="맑은 고딕"/>
+          <w:sz w:val="21"/>
+        </w:rPr>
+        <w:t xml:space="preserve"> 로 SPFILE 경로가 맞는지 본다.</w:t>
       </w:r>
     </w:p>
     <w:p>
@@ -1282,7 +2983,35 @@
           <w:rFonts w:ascii="맑은 고딕" w:hAnsi="맑은 고딕" w:eastAsia="맑은 고딕"/>
           <w:sz w:val="21"/>
         </w:rPr>
-        <w:t>5 스토리지 계층(13장). `v$log` 로 스레드별 CURRENT 가 하나씩인지, `dba_data_files` 로 UNDO 가 인스턴스별로 있는지 본다.</w:t>
+        <w:t xml:space="preserve">5 스토리지 계층(13장). </w:t>
+      </w:r>
+      <w:r>
+        <w:rPr>
+          <w:rFonts w:ascii="Consolas" w:hAnsi="Consolas" w:eastAsia="Consolas" w:cs="Consolas"/>
+          <w:sz w:val="20"/>
+        </w:rPr>
+        <w:t xml:space="preserve">v$log</w:t>
+      </w:r>
+      <w:r>
+        <w:rPr>
+          <w:rFonts w:ascii="맑은 고딕" w:hAnsi="맑은 고딕" w:eastAsia="맑은 고딕"/>
+          <w:sz w:val="21"/>
+        </w:rPr>
+        <w:t xml:space="preserve"> 로 스레드별 CURRENT 가 하나씩인지, </w:t>
+      </w:r>
+      <w:r>
+        <w:rPr>
+          <w:rFonts w:ascii="Consolas" w:hAnsi="Consolas" w:eastAsia="Consolas" w:cs="Consolas"/>
+          <w:sz w:val="20"/>
+        </w:rPr>
+        <w:t xml:space="preserve">dba_data_files</w:t>
+      </w:r>
+      <w:r>
+        <w:rPr>
+          <w:rFonts w:ascii="맑은 고딕" w:hAnsi="맑은 고딕" w:eastAsia="맑은 고딕"/>
+          <w:sz w:val="21"/>
+        </w:rPr>
+        <w:t xml:space="preserve"> 로 UNDO 가 인스턴스별로 있는지 본다.</w:t>
       </w:r>
     </w:p>
     <w:p>
@@ -1291,7 +3020,63 @@
           <w:rFonts w:ascii="맑은 고딕" w:hAnsi="맑은 고딕" w:eastAsia="맑은 고딕"/>
           <w:sz w:val="21"/>
         </w:rPr>
-        <w:t>6 백업 계층(17장). `v$database` 의 log_mode, `gv$archive_dest` 의 STATUS 가 VALID 인지, `v$thread` 기준으로 스레드별 아카이브가 있는지, `v$recovery_file_dest` 로 FRA 사용률을 본다.</w:t>
+        <w:t xml:space="preserve">6 백업 계층(17장). </w:t>
+      </w:r>
+      <w:r>
+        <w:rPr>
+          <w:rFonts w:ascii="Consolas" w:hAnsi="Consolas" w:eastAsia="Consolas" w:cs="Consolas"/>
+          <w:sz w:val="20"/>
+        </w:rPr>
+        <w:t xml:space="preserve">v$database</w:t>
+      </w:r>
+      <w:r>
+        <w:rPr>
+          <w:rFonts w:ascii="맑은 고딕" w:hAnsi="맑은 고딕" w:eastAsia="맑은 고딕"/>
+          <w:sz w:val="21"/>
+        </w:rPr>
+        <w:t xml:space="preserve"> 의 log_mode, </w:t>
+      </w:r>
+      <w:r>
+        <w:rPr>
+          <w:rFonts w:ascii="Consolas" w:hAnsi="Consolas" w:eastAsia="Consolas" w:cs="Consolas"/>
+          <w:sz w:val="20"/>
+        </w:rPr>
+        <w:t xml:space="preserve">gv$archive_dest</w:t>
+      </w:r>
+      <w:r>
+        <w:rPr>
+          <w:rFonts w:ascii="맑은 고딕" w:hAnsi="맑은 고딕" w:eastAsia="맑은 고딕"/>
+          <w:sz w:val="21"/>
+        </w:rPr>
+        <w:t xml:space="preserve"> 의 STATUS 가 VALID 인지, </w:t>
+      </w:r>
+      <w:r>
+        <w:rPr>
+          <w:rFonts w:ascii="Consolas" w:hAnsi="Consolas" w:eastAsia="Consolas" w:cs="Consolas"/>
+          <w:sz w:val="20"/>
+        </w:rPr>
+        <w:t xml:space="preserve">v$thread</w:t>
+      </w:r>
+      <w:r>
+        <w:rPr>
+          <w:rFonts w:ascii="맑은 고딕" w:hAnsi="맑은 고딕" w:eastAsia="맑은 고딕"/>
+          <w:sz w:val="21"/>
+        </w:rPr>
+        <w:t xml:space="preserve"> 기준으로 스레드별 아카이브가 있는지, </w:t>
+      </w:r>
+      <w:r>
+        <w:rPr>
+          <w:rFonts w:ascii="Consolas" w:hAnsi="Consolas" w:eastAsia="Consolas" w:cs="Consolas"/>
+          <w:sz w:val="20"/>
+        </w:rPr>
+        <w:t xml:space="preserve">v$recovery_file_dest</w:t>
+      </w:r>
+      <w:r>
+        <w:rPr>
+          <w:rFonts w:ascii="맑은 고딕" w:hAnsi="맑은 고딕" w:eastAsia="맑은 고딕"/>
+          <w:sz w:val="21"/>
+        </w:rPr>
+        <w:t xml:space="preserve"> 로 FRA 사용률을 본다.</w:t>
       </w:r>
     </w:p>
     <w:p>
@@ -1345,7 +3130,21 @@
           <w:rFonts w:ascii="맑은 고딕" w:hAnsi="맑은 고딕" w:eastAsia="맑은 고딕"/>
           <w:sz w:val="21"/>
         </w:rPr>
-        <w:t>racdb2 의 pmon 을 `kill -9` 한 뒤 약 20 초 시점의 결과다.</w:t>
+        <w:t xml:space="preserve">racdb2 의 pmon 을 </w:t>
+      </w:r>
+      <w:r>
+        <w:rPr>
+          <w:rFonts w:ascii="Consolas" w:hAnsi="Consolas" w:eastAsia="Consolas" w:cs="Consolas"/>
+          <w:sz w:val="20"/>
+        </w:rPr>
+        <w:t xml:space="preserve">kill -9</w:t>
+      </w:r>
+      <w:r>
+        <w:rPr>
+          <w:rFonts w:ascii="맑은 고딕" w:hAnsi="맑은 고딕" w:eastAsia="맑은 고딕"/>
+          <w:sz w:val="21"/>
+        </w:rPr>
+        <w:t xml:space="preserve"> 한 뒤 약 20 초 시점의 결과다.</w:t>
       </w:r>
     </w:p>
     <w:p>
@@ -1354,7 +3153,21 @@
           <w:rFonts w:ascii="맑은 고딕" w:hAnsi="맑은 고딕" w:eastAsia="맑은 고딕"/>
           <w:sz w:val="21"/>
         </w:rPr>
-        <w:t>클러스터 계층은 스택 online 6/6, 자원 17 개로 OK 였다. 다만 TARGET/STATE 불일치 목록에 `ora.racdb.db` 가 추가되었다. TARGET 은 ONLINE 인데 STATE 가 OFFLINE 인 슬롯이 생긴 것이며 14장에서 배운 신호다.</w:t>
+        <w:t xml:space="preserve">클러스터 계층은 스택 online 6/6, 자원 17 개로 OK 였다. 다만 TARGET/STATE 불일치 목록에 </w:t>
+      </w:r>
+      <w:r>
+        <w:rPr>
+          <w:rFonts w:ascii="Consolas" w:hAnsi="Consolas" w:eastAsia="Consolas" w:cs="Consolas"/>
+          <w:sz w:val="20"/>
+        </w:rPr>
+        <w:t xml:space="preserve">ora.racdb.db</w:t>
+      </w:r>
+      <w:r>
+        <w:rPr>
+          <w:rFonts w:ascii="맑은 고딕" w:hAnsi="맑은 고딕" w:eastAsia="맑은 고딕"/>
+          <w:sz w:val="21"/>
+        </w:rPr>
+        <w:t xml:space="preserve"> 가 추가되었다. TARGET 은 ONLINE 인데 STATE 가 OFFLINE 인 슬롯이 생긴 것이며 14장에서 배운 신호다.</w:t>
       </w:r>
     </w:p>
     <w:p>
@@ -1372,7 +3185,21 @@
           <w:rFonts w:ascii="맑은 고딕" w:hAnsi="맑은 고딕" w:eastAsia="맑은 고딕"/>
           <w:sz w:val="21"/>
         </w:rPr>
-        <w:t>인스턴스 계층이 FAIL 로 잡혔다. `Open 인스턴스 1 개` 였다. 스크립트가 의도한 대로 동작했다.</w:t>
+        <w:t xml:space="preserve">인스턴스 계층이 FAIL 로 잡혔다. </w:t>
+      </w:r>
+      <w:r>
+        <w:rPr>
+          <w:rFonts w:ascii="Consolas" w:hAnsi="Consolas" w:eastAsia="Consolas" w:cs="Consolas"/>
+          <w:sz w:val="20"/>
+        </w:rPr>
+        <w:t xml:space="preserve">Open 인스턴스 1 개</w:t>
+      </w:r>
+      <w:r>
+        <w:rPr>
+          <w:rFonts w:ascii="맑은 고딕" w:hAnsi="맑은 고딕" w:eastAsia="맑은 고딕"/>
+          <w:sz w:val="21"/>
+        </w:rPr>
+        <w:t xml:space="preserve"> 였다. 스크립트가 의도한 대로 동작했다.</w:t>
       </w:r>
     </w:p>
     <w:p>
@@ -1381,7 +3208,21 @@
           <w:rFonts w:ascii="맑은 고딕" w:hAnsi="맑은 고딕" w:eastAsia="맑은 고딕"/>
           <w:sz w:val="21"/>
         </w:rPr>
-        <w:t>스토리지 계층에서는 `thread 1 current=1` 만 나오고 스레드 2 행이 사라졌다.</w:t>
+        <w:t xml:space="preserve">스토리지 계층에서는 </w:t>
+      </w:r>
+      <w:r>
+        <w:rPr>
+          <w:rFonts w:ascii="Consolas" w:hAnsi="Consolas" w:eastAsia="Consolas" w:cs="Consolas"/>
+          <w:sz w:val="20"/>
+        </w:rPr>
+        <w:t xml:space="preserve">thread 1 current=1</w:t>
+      </w:r>
+      <w:r>
+        <w:rPr>
+          <w:rFonts w:ascii="맑은 고딕" w:hAnsi="맑은 고딕" w:eastAsia="맑은 고딕"/>
+          <w:sz w:val="21"/>
+        </w:rPr>
+        <w:t xml:space="preserve"> 만 나오고 스레드 2 행이 사라졌다.</w:t>
       </w:r>
     </w:p>
     <w:p>
@@ -1390,7 +3231,21 @@
           <w:rFonts w:ascii="맑은 고딕" w:hAnsi="맑은 고딕" w:eastAsia="맑은 고딕"/>
           <w:sz w:val="21"/>
         </w:rPr>
-        <w:t>백업 계층에서는 `inst 1 dest1=VALID` 만 나오고 인스턴스 2 행이 사라졌다.</w:t>
+        <w:t xml:space="preserve">백업 계층에서는 </w:t>
+      </w:r>
+      <w:r>
+        <w:rPr>
+          <w:rFonts w:ascii="Consolas" w:hAnsi="Consolas" w:eastAsia="Consolas" w:cs="Consolas"/>
+          <w:sz w:val="20"/>
+        </w:rPr>
+        <w:t xml:space="preserve">inst 1 dest1=VALID</w:t>
+      </w:r>
+      <w:r>
+        <w:rPr>
+          <w:rFonts w:ascii="맑은 고딕" w:hAnsi="맑은 고딕" w:eastAsia="맑은 고딕"/>
+          <w:sz w:val="21"/>
+        </w:rPr>
+        <w:t xml:space="preserve"> 만 나오고 인스턴스 2 행이 사라졌다.</w:t>
       </w:r>
     </w:p>
     <w:p>
@@ -1399,7 +3254,21 @@
           <w:rFonts w:ascii="맑은 고딕" w:hAnsi="맑은 고딕" w:eastAsia="맑은 고딕"/>
           <w:sz w:val="21"/>
         </w:rPr>
-        <w:t>인터커넥트 항목에서도 `inst 1` 만 나왔다.</w:t>
+        <w:t xml:space="preserve">인터커넥트 항목에서도 </w:t>
+      </w:r>
+      <w:r>
+        <w:rPr>
+          <w:rFonts w:ascii="Consolas" w:hAnsi="Consolas" w:eastAsia="Consolas" w:cs="Consolas"/>
+          <w:sz w:val="20"/>
+        </w:rPr>
+        <w:t xml:space="preserve">inst 1</w:t>
+      </w:r>
+      <w:r>
+        <w:rPr>
+          <w:rFonts w:ascii="맑은 고딕" w:hAnsi="맑은 고딕" w:eastAsia="맑은 고딕"/>
+          <w:sz w:val="21"/>
+        </w:rPr>
+        <w:t xml:space="preserve"> 만 나왔다.</w:t>
       </w:r>
     </w:p>
     <w:p>
@@ -1408,7 +3277,35 @@
           <w:rFonts w:ascii="맑은 고딕" w:hAnsi="맑은 고딕" w:eastAsia="맑은 고딕"/>
           <w:sz w:val="21"/>
         </w:rPr>
-        <w:t>조용히 사라진 것은 스토리지·백업·인터커넥트 계층의 인스턴스 2 관련 행 셋이다. 모두 `GV$` 뷰나 `group by` 를 그대로 쓴 항목이며 FAIL 로 잡히지 않았다.</w:t>
+        <w:t xml:space="preserve">조용히 사라진 것은 스토리지·백업·인터커넥트 계층의 인스턴스 2 관련 행 셋이다. 모두 </w:t>
+      </w:r>
+      <w:r>
+        <w:rPr>
+          <w:rFonts w:ascii="Consolas" w:hAnsi="Consolas" w:eastAsia="Consolas" w:cs="Consolas"/>
+          <w:sz w:val="20"/>
+        </w:rPr>
+        <w:t xml:space="preserve">GV$</w:t>
+      </w:r>
+      <w:r>
+        <w:rPr>
+          <w:rFonts w:ascii="맑은 고딕" w:hAnsi="맑은 고딕" w:eastAsia="맑은 고딕"/>
+          <w:sz w:val="21"/>
+        </w:rPr>
+        <w:t xml:space="preserve"> 뷰나 </w:t>
+      </w:r>
+      <w:r>
+        <w:rPr>
+          <w:rFonts w:ascii="Consolas" w:hAnsi="Consolas" w:eastAsia="Consolas" w:cs="Consolas"/>
+          <w:sz w:val="20"/>
+        </w:rPr>
+        <w:t xml:space="preserve">group by</w:t>
+      </w:r>
+      <w:r>
+        <w:rPr>
+          <w:rFonts w:ascii="맑은 고딕" w:hAnsi="맑은 고딕" w:eastAsia="맑은 고딕"/>
+          <w:sz w:val="21"/>
+        </w:rPr>
+        <w:t xml:space="preserve"> 를 그대로 쓴 항목이며 FAIL 로 잡히지 않았다.</w:t>
       </w:r>
     </w:p>
     <w:p>
@@ -1435,7 +3332,49 @@
           <w:rFonts w:ascii="맑은 고딕" w:hAnsi="맑은 고딕" w:eastAsia="맑은 고딕"/>
           <w:sz w:val="21"/>
         </w:rPr>
-        <w:t>다만 자동 복구가 항상 일어나지는 않는다. `ora.racdb.db` 는 `RESTART_ATTEMPTS=2`, `UPTIME_THRESHOLD=1h` 다. 자원이 한 시간 넘게 살아 있어야 재시도 횟수가 초기화된다.</w:t>
+        <w:t xml:space="preserve">다만 자동 복구가 항상 일어나지는 않는다. </w:t>
+      </w:r>
+      <w:r>
+        <w:rPr>
+          <w:rFonts w:ascii="Consolas" w:hAnsi="Consolas" w:eastAsia="Consolas" w:cs="Consolas"/>
+          <w:sz w:val="20"/>
+        </w:rPr>
+        <w:t xml:space="preserve">ora.racdb.db</w:t>
+      </w:r>
+      <w:r>
+        <w:rPr>
+          <w:rFonts w:ascii="맑은 고딕" w:hAnsi="맑은 고딕" w:eastAsia="맑은 고딕"/>
+          <w:sz w:val="21"/>
+        </w:rPr>
+        <w:t xml:space="preserve"> 는 </w:t>
+      </w:r>
+      <w:r>
+        <w:rPr>
+          <w:rFonts w:ascii="Consolas" w:hAnsi="Consolas" w:eastAsia="Consolas" w:cs="Consolas"/>
+          <w:sz w:val="20"/>
+        </w:rPr>
+        <w:t xml:space="preserve">RESTART_ATTEMPTS=2</w:t>
+      </w:r>
+      <w:r>
+        <w:rPr>
+          <w:rFonts w:ascii="맑은 고딕" w:hAnsi="맑은 고딕" w:eastAsia="맑은 고딕"/>
+          <w:sz w:val="21"/>
+        </w:rPr>
+        <w:t xml:space="preserve">, </w:t>
+      </w:r>
+      <w:r>
+        <w:rPr>
+          <w:rFonts w:ascii="Consolas" w:hAnsi="Consolas" w:eastAsia="Consolas" w:cs="Consolas"/>
+          <w:sz w:val="20"/>
+        </w:rPr>
+        <w:t xml:space="preserve">UPTIME_THRESHOLD=1h</w:t>
+      </w:r>
+      <w:r>
+        <w:rPr>
+          <w:rFonts w:ascii="맑은 고딕" w:hAnsi="맑은 고딕" w:eastAsia="맑은 고딕"/>
+          <w:sz w:val="21"/>
+        </w:rPr>
+        <w:t xml:space="preserve"> 다. 자원이 한 시간 넘게 살아 있어야 재시도 횟수가 초기화된다.</w:t>
       </w:r>
     </w:p>
     <w:p>
@@ -1444,7 +3383,35 @@
           <w:rFonts w:ascii="맑은 고딕" w:hAnsi="맑은 고딕" w:eastAsia="맑은 고딕"/>
           <w:sz w:val="21"/>
         </w:rPr>
-        <w:t>같은 장애를 4 분 간격으로 두 번 내자 두 번째에는 CRS 가 살리지 않았다. 알럿 로그에 `CRS-2771: Maximum restart attempts reached for resource 'ora.racdb.db'; will not restart.` 와 `CRS-2769: Unable to failover resource` 가 남았다.</w:t>
+        <w:t xml:space="preserve">같은 장애를 4 분 간격으로 두 번 내자 두 번째에는 CRS 가 살리지 않았다. 알럿 로그에 </w:t>
+      </w:r>
+      <w:r>
+        <w:rPr>
+          <w:rFonts w:ascii="Consolas" w:hAnsi="Consolas" w:eastAsia="Consolas" w:cs="Consolas"/>
+          <w:sz w:val="20"/>
+        </w:rPr>
+        <w:t xml:space="preserve">CRS-2771: Maximum restart attempts reached for resource 'ora.racdb.db'; will not restart.</w:t>
+      </w:r>
+      <w:r>
+        <w:rPr>
+          <w:rFonts w:ascii="맑은 고딕" w:hAnsi="맑은 고딕" w:eastAsia="맑은 고딕"/>
+          <w:sz w:val="21"/>
+        </w:rPr>
+        <w:t xml:space="preserve"> 와 </w:t>
+      </w:r>
+      <w:r>
+        <w:rPr>
+          <w:rFonts w:ascii="Consolas" w:hAnsi="Consolas" w:eastAsia="Consolas" w:cs="Consolas"/>
+          <w:sz w:val="20"/>
+        </w:rPr>
+        <w:t xml:space="preserve">CRS-2769: Unable to failover resource</w:t>
+      </w:r>
+      <w:r>
+        <w:rPr>
+          <w:rFonts w:ascii="맑은 고딕" w:hAnsi="맑은 고딕" w:eastAsia="맑은 고딕"/>
+          <w:sz w:val="21"/>
+        </w:rPr>
+        <w:t xml:space="preserve"> 가 남았다.</w:t>
       </w:r>
     </w:p>
     <w:p>
@@ -1462,7 +3429,21 @@
           <w:rFonts w:ascii="맑은 고딕" w:hAnsi="맑은 고딕" w:eastAsia="맑은 고딕"/>
           <w:sz w:val="21"/>
         </w:rPr>
-        <w:t>조치는 `srvctl start instance -d racdb -i racdb2` 다. 실측 42.9 초에 정상으로 돌아왔고 재시도 횟수도 그때 초기화된다.</w:t>
+        <w:t xml:space="preserve">조치는 </w:t>
+      </w:r>
+      <w:r>
+        <w:rPr>
+          <w:rFonts w:ascii="Consolas" w:hAnsi="Consolas" w:eastAsia="Consolas" w:cs="Consolas"/>
+          <w:sz w:val="20"/>
+        </w:rPr>
+        <w:t xml:space="preserve">srvctl start instance -d racdb -i racdb2</w:t>
+      </w:r>
+      <w:r>
+        <w:rPr>
+          <w:rFonts w:ascii="맑은 고딕" w:hAnsi="맑은 고딕" w:eastAsia="맑은 고딕"/>
+          <w:sz w:val="21"/>
+        </w:rPr>
+        <w:t xml:space="preserve"> 다. 실측 42.9 초에 정상으로 돌아왔고 재시도 횟수도 그때 초기화된다.</w:t>
       </w:r>
     </w:p>
     <w:p>
@@ -1471,7 +3452,35 @@
           <w:rFonts w:ascii="맑은 고딕" w:hAnsi="맑은 고딕" w:eastAsia="맑은 고딕"/>
           <w:sz w:val="21"/>
         </w:rPr>
-        <w:t>실무 규칙은 이렇다. 점검이 FAIL 을 보고했는데 몇 분이 지나도 그대로면 `crsctl stat res &lt;자원&gt; -t` 와 CRS 알럿 로그를 본다. `CRS-2771` 이 있으면 사람이 올려야 한다. 그리고 반복 장애 자체가 원인이 남아 있다는 신호다.</w:t>
+        <w:t xml:space="preserve">실무 규칙은 이렇다. 점검이 FAIL 을 보고했는데 몇 분이 지나도 그대로면 </w:t>
+      </w:r>
+      <w:r>
+        <w:rPr>
+          <w:rFonts w:ascii="Consolas" w:hAnsi="Consolas" w:eastAsia="Consolas" w:cs="Consolas"/>
+          <w:sz w:val="20"/>
+        </w:rPr>
+        <w:t xml:space="preserve">crsctl stat res &lt;자원&gt; -t</w:t>
+      </w:r>
+      <w:r>
+        <w:rPr>
+          <w:rFonts w:ascii="맑은 고딕" w:hAnsi="맑은 고딕" w:eastAsia="맑은 고딕"/>
+          <w:sz w:val="21"/>
+        </w:rPr>
+        <w:t xml:space="preserve"> 와 CRS 알럿 로그를 본다. </w:t>
+      </w:r>
+      <w:r>
+        <w:rPr>
+          <w:rFonts w:ascii="Consolas" w:hAnsi="Consolas" w:eastAsia="Consolas" w:cs="Consolas"/>
+          <w:sz w:val="20"/>
+        </w:rPr>
+        <w:t xml:space="preserve">CRS-2771</w:t>
+      </w:r>
+      <w:r>
+        <w:rPr>
+          <w:rFonts w:ascii="맑은 고딕" w:hAnsi="맑은 고딕" w:eastAsia="맑은 고딕"/>
+          <w:sz w:val="21"/>
+        </w:rPr>
+        <w:t xml:space="preserve"> 이 있으면 사람이 올려야 한다. 그리고 반복 장애 자체가 원인이 남아 있다는 신호다.</w:t>
       </w:r>
     </w:p>
     <w:p>
@@ -1498,7 +3507,21 @@
           <w:rFonts w:ascii="맑은 고딕" w:hAnsi="맑은 고딕" w:eastAsia="맑은 고딕"/>
           <w:sz w:val="21"/>
         </w:rPr>
-        <w:t>가능한 오진은 아카이브 설정 문제로 보는 것이다. `log_archive_dest_1` 이 비활성화되었거나, 대상 경로가 잘못되었거나, 17장 실습 02 처럼 로컬 경로를 지정한 것으로 의심할 수 있다.</w:t>
+        <w:t xml:space="preserve">가능한 오진은 아카이브 설정 문제로 보는 것이다. </w:t>
+      </w:r>
+      <w:r>
+        <w:rPr>
+          <w:rFonts w:ascii="Consolas" w:hAnsi="Consolas" w:eastAsia="Consolas" w:cs="Consolas"/>
+          <w:sz w:val="20"/>
+        </w:rPr>
+        <w:t xml:space="preserve">log_archive_dest_1</w:t>
+      </w:r>
+      <w:r>
+        <w:rPr>
+          <w:rFonts w:ascii="맑은 고딕" w:hAnsi="맑은 고딕" w:eastAsia="맑은 고딕"/>
+          <w:sz w:val="21"/>
+        </w:rPr>
+        <w:t xml:space="preserve"> 이 비활성화되었거나, 대상 경로가 잘못되었거나, 17장 실습 02 처럼 로컬 경로를 지정한 것으로 의심할 수 있다.</w:t>
       </w:r>
     </w:p>
     <w:p>
@@ -1507,7 +3530,21 @@
           <w:rFonts w:ascii="맑은 고딕" w:hAnsi="맑은 고딕" w:eastAsia="맑은 고딕"/>
           <w:sz w:val="21"/>
         </w:rPr>
-        <w:t>실제 원인은 인스턴스가 죽은 것일 수 있다. 인스턴스 2 가 없으면 `gv$archive_dest` 에서 그 인스턴스의 행이 아예 조회되지 않는다. 대상이 하나로 줄어든 것이 아니라 보고할 인스턴스가 하나로 줄어든 것이다.</w:t>
+        <w:t xml:space="preserve">실제 원인은 인스턴스가 죽은 것일 수 있다. 인스턴스 2 가 없으면 </w:t>
+      </w:r>
+      <w:r>
+        <w:rPr>
+          <w:rFonts w:ascii="Consolas" w:hAnsi="Consolas" w:eastAsia="Consolas" w:cs="Consolas"/>
+          <w:sz w:val="20"/>
+        </w:rPr>
+        <w:t xml:space="preserve">gv$archive_dest</w:t>
+      </w:r>
+      <w:r>
+        <w:rPr>
+          <w:rFonts w:ascii="맑은 고딕" w:hAnsi="맑은 고딕" w:eastAsia="맑은 고딕"/>
+          <w:sz w:val="21"/>
+        </w:rPr>
+        <w:t xml:space="preserve"> 에서 그 인스턴스의 행이 아예 조회되지 않는다. 대상이 하나로 줄어든 것이 아니라 보고할 인스턴스가 하나로 줄어든 것이다.</w:t>
       </w:r>
     </w:p>
     <w:p>
@@ -1525,7 +3562,49 @@
           <w:rFonts w:ascii="맑은 고딕" w:hAnsi="맑은 고딕" w:eastAsia="맑은 고딕"/>
           <w:sz w:val="21"/>
         </w:rPr>
-        <w:t>먼저 클러스터 계층을 본다. `crsctl check cluster -all` 과 `crsctl stat res -t` 로 스택과 자원 상태를 확인한다. `ora.racdb.db` 에 불일치가 있으면 거기서 답이 나온다.</w:t>
+        <w:t xml:space="preserve">먼저 클러스터 계층을 본다. </w:t>
+      </w:r>
+      <w:r>
+        <w:rPr>
+          <w:rFonts w:ascii="Consolas" w:hAnsi="Consolas" w:eastAsia="Consolas" w:cs="Consolas"/>
+          <w:sz w:val="20"/>
+        </w:rPr>
+        <w:t xml:space="preserve">crsctl check cluster -all</w:t>
+      </w:r>
+      <w:r>
+        <w:rPr>
+          <w:rFonts w:ascii="맑은 고딕" w:hAnsi="맑은 고딕" w:eastAsia="맑은 고딕"/>
+          <w:sz w:val="21"/>
+        </w:rPr>
+        <w:t xml:space="preserve"> 과 </w:t>
+      </w:r>
+      <w:r>
+        <w:rPr>
+          <w:rFonts w:ascii="Consolas" w:hAnsi="Consolas" w:eastAsia="Consolas" w:cs="Consolas"/>
+          <w:sz w:val="20"/>
+        </w:rPr>
+        <w:t xml:space="preserve">crsctl stat res -t</w:t>
+      </w:r>
+      <w:r>
+        <w:rPr>
+          <w:rFonts w:ascii="맑은 고딕" w:hAnsi="맑은 고딕" w:eastAsia="맑은 고딕"/>
+          <w:sz w:val="21"/>
+        </w:rPr>
+        <w:t xml:space="preserve"> 로 스택과 자원 상태를 확인한다. </w:t>
+      </w:r>
+      <w:r>
+        <w:rPr>
+          <w:rFonts w:ascii="Consolas" w:hAnsi="Consolas" w:eastAsia="Consolas" w:cs="Consolas"/>
+          <w:sz w:val="20"/>
+        </w:rPr>
+        <w:t xml:space="preserve">ora.racdb.db</w:t>
+      </w:r>
+      <w:r>
+        <w:rPr>
+          <w:rFonts w:ascii="맑은 고딕" w:hAnsi="맑은 고딕" w:eastAsia="맑은 고딕"/>
+          <w:sz w:val="21"/>
+        </w:rPr>
+        <w:t xml:space="preserve"> 에 불일치가 있으면 거기서 답이 나온다.</w:t>
       </w:r>
     </w:p>
     <w:p>
@@ -1534,7 +3613,21 @@
           <w:rFonts w:ascii="맑은 고딕" w:hAnsi="맑은 고딕" w:eastAsia="맑은 고딕"/>
           <w:sz w:val="21"/>
         </w:rPr>
-        <w:t>다음 인스턴스 계층을 본다. `srvctl status database -d racdb -v` 로 Open 인스턴스가 몇 개인지 확인한다. 하나면 아카이브 문제가 아니라 인스턴스 문제다.</w:t>
+        <w:t xml:space="preserve">다음 인스턴스 계층을 본다. </w:t>
+      </w:r>
+      <w:r>
+        <w:rPr>
+          <w:rFonts w:ascii="Consolas" w:hAnsi="Consolas" w:eastAsia="Consolas" w:cs="Consolas"/>
+          <w:sz w:val="20"/>
+        </w:rPr>
+        <w:t xml:space="preserve">srvctl status database -d racdb -v</w:t>
+      </w:r>
+      <w:r>
+        <w:rPr>
+          <w:rFonts w:ascii="맑은 고딕" w:hAnsi="맑은 고딕" w:eastAsia="맑은 고딕"/>
+          <w:sz w:val="21"/>
+        </w:rPr>
+        <w:t xml:space="preserve"> 로 Open 인스턴스가 몇 개인지 확인한다. 하나면 아카이브 문제가 아니라 인스턴스 문제다.</w:t>
       </w:r>
     </w:p>
     <w:p>
@@ -1543,7 +3636,49 @@
           <w:rFonts w:ascii="맑은 고딕" w:hAnsi="맑은 고딕" w:eastAsia="맑은 고딕"/>
           <w:sz w:val="21"/>
         </w:rPr>
-        <w:t>인스턴스가 둘 다 정상인데도 대상이 하나만 보인다면 그때 비로소 아카이브 설정을 본다. `gv$archive_dest` 의 STATUS 와 `v$spparameter` 의 `log_archive_dest_1` 을 확인한다.</w:t>
+        <w:t xml:space="preserve">인스턴스가 둘 다 정상인데도 대상이 하나만 보인다면 그때 비로소 아카이브 설정을 본다. </w:t>
+      </w:r>
+      <w:r>
+        <w:rPr>
+          <w:rFonts w:ascii="Consolas" w:hAnsi="Consolas" w:eastAsia="Consolas" w:cs="Consolas"/>
+          <w:sz w:val="20"/>
+        </w:rPr>
+        <w:t xml:space="preserve">gv$archive_dest</w:t>
+      </w:r>
+      <w:r>
+        <w:rPr>
+          <w:rFonts w:ascii="맑은 고딕" w:hAnsi="맑은 고딕" w:eastAsia="맑은 고딕"/>
+          <w:sz w:val="21"/>
+        </w:rPr>
+        <w:t xml:space="preserve"> 의 STATUS 와 </w:t>
+      </w:r>
+      <w:r>
+        <w:rPr>
+          <w:rFonts w:ascii="Consolas" w:hAnsi="Consolas" w:eastAsia="Consolas" w:cs="Consolas"/>
+          <w:sz w:val="20"/>
+        </w:rPr>
+        <w:t xml:space="preserve">v$spparameter</w:t>
+      </w:r>
+      <w:r>
+        <w:rPr>
+          <w:rFonts w:ascii="맑은 고딕" w:hAnsi="맑은 고딕" w:eastAsia="맑은 고딕"/>
+          <w:sz w:val="21"/>
+        </w:rPr>
+        <w:t xml:space="preserve"> 의 </w:t>
+      </w:r>
+      <w:r>
+        <w:rPr>
+          <w:rFonts w:ascii="Consolas" w:hAnsi="Consolas" w:eastAsia="Consolas" w:cs="Consolas"/>
+          <w:sz w:val="20"/>
+        </w:rPr>
+        <w:t xml:space="preserve">log_archive_dest_1</w:t>
+      </w:r>
+      <w:r>
+        <w:rPr>
+          <w:rFonts w:ascii="맑은 고딕" w:hAnsi="맑은 고딕" w:eastAsia="맑은 고딕"/>
+          <w:sz w:val="21"/>
+        </w:rPr>
+        <w:t xml:space="preserve"> 을 확인한다.</w:t>
       </w:r>
     </w:p>
     <w:p>
@@ -1606,7 +3741,35 @@
           <w:rFonts w:ascii="맑은 고딕" w:hAnsi="맑은 고딕" w:eastAsia="맑은 고딕"/>
           <w:sz w:val="21"/>
         </w:rPr>
-        <w:t>오라클 지원에 SR 을 열 때는 `-srdc` 를 쓴다. 증상별로 필요한 파일 목록이 미리 정의되어 있어 빠뜨림이 없다. 노드 축출이면 `-srdc dbrac_evictions` 다. SR 왕복이 크게 줄어든다.</w:t>
+        <w:t xml:space="preserve">오라클 지원에 SR 을 열 때는 </w:t>
+      </w:r>
+      <w:r>
+        <w:rPr>
+          <w:rFonts w:ascii="Consolas" w:hAnsi="Consolas" w:eastAsia="Consolas" w:cs="Consolas"/>
+          <w:sz w:val="20"/>
+        </w:rPr>
+        <w:t xml:space="preserve">-srdc</w:t>
+      </w:r>
+      <w:r>
+        <w:rPr>
+          <w:rFonts w:ascii="맑은 고딕" w:hAnsi="맑은 고딕" w:eastAsia="맑은 고딕"/>
+          <w:sz w:val="21"/>
+        </w:rPr>
+        <w:t xml:space="preserve"> 를 쓴다. 증상별로 필요한 파일 목록이 미리 정의되어 있어 빠뜨림이 없다. 노드 축출이면 </w:t>
+      </w:r>
+      <w:r>
+        <w:rPr>
+          <w:rFonts w:ascii="Consolas" w:hAnsi="Consolas" w:eastAsia="Consolas" w:cs="Consolas"/>
+          <w:sz w:val="20"/>
+        </w:rPr>
+        <w:t xml:space="preserve">-srdc dbrac_evictions</w:t>
+      </w:r>
+      <w:r>
+        <w:rPr>
+          <w:rFonts w:ascii="맑은 고딕" w:hAnsi="맑은 고딕" w:eastAsia="맑은 고딕"/>
+          <w:sz w:val="21"/>
+        </w:rPr>
+        <w:t xml:space="preserve"> 다. SR 왕복이 크게 줄어든다.</w:t>
       </w:r>
     </w:p>
     <w:p>
@@ -1615,7 +3778,49 @@
           <w:rFonts w:ascii="맑은 고딕" w:hAnsi="맑은 고딕" w:eastAsia="맑은 고딕"/>
           <w:sz w:val="21"/>
         </w:rPr>
-        <w:t>스스로 분석할 때는 컴포넌트를 좁힌다. 클러스터 문제면 `-crs`, 데이터베이스 문제면 `-database`, ASM 이면 `-asm` 이다.</w:t>
+        <w:t xml:space="preserve">스스로 분석할 때는 컴포넌트를 좁힌다. 클러스터 문제면 </w:t>
+      </w:r>
+      <w:r>
+        <w:rPr>
+          <w:rFonts w:ascii="Consolas" w:hAnsi="Consolas" w:eastAsia="Consolas" w:cs="Consolas"/>
+          <w:sz w:val="20"/>
+        </w:rPr>
+        <w:t xml:space="preserve">-crs</w:t>
+      </w:r>
+      <w:r>
+        <w:rPr>
+          <w:rFonts w:ascii="맑은 고딕" w:hAnsi="맑은 고딕" w:eastAsia="맑은 고딕"/>
+          <w:sz w:val="21"/>
+        </w:rPr>
+        <w:t xml:space="preserve">, 데이터베이스 문제면 </w:t>
+      </w:r>
+      <w:r>
+        <w:rPr>
+          <w:rFonts w:ascii="Consolas" w:hAnsi="Consolas" w:eastAsia="Consolas" w:cs="Consolas"/>
+          <w:sz w:val="20"/>
+        </w:rPr>
+        <w:t xml:space="preserve">-database</w:t>
+      </w:r>
+      <w:r>
+        <w:rPr>
+          <w:rFonts w:ascii="맑은 고딕" w:hAnsi="맑은 고딕" w:eastAsia="맑은 고딕"/>
+          <w:sz w:val="21"/>
+        </w:rPr>
+        <w:t xml:space="preserve">, ASM 이면 </w:t>
+      </w:r>
+      <w:r>
+        <w:rPr>
+          <w:rFonts w:ascii="Consolas" w:hAnsi="Consolas" w:eastAsia="Consolas" w:cs="Consolas"/>
+          <w:sz w:val="20"/>
+        </w:rPr>
+        <w:t xml:space="preserve">-asm</w:t>
+      </w:r>
+      <w:r>
+        <w:rPr>
+          <w:rFonts w:ascii="맑은 고딕" w:hAnsi="맑은 고딕" w:eastAsia="맑은 고딕"/>
+          <w:sz w:val="21"/>
+        </w:rPr>
+        <w:t xml:space="preserve"> 이다.</w:t>
       </w:r>
     </w:p>
     <w:p>
@@ -1624,7 +3829,49 @@
           <w:rFonts w:ascii="맑은 고딕" w:hAnsi="맑은 고딕" w:eastAsia="맑은 고딕"/>
           <w:sz w:val="21"/>
         </w:rPr>
-        <w:t>어떻게 모으는가. 시간 범위를 반드시 준다. `-last 1h` 또는 `-from`·`-to` 다. 주지 않으면 수십 GB 가 될 수 있다.</w:t>
+        <w:t xml:space="preserve">어떻게 모으는가. 시간 범위를 반드시 준다. </w:t>
+      </w:r>
+      <w:r>
+        <w:rPr>
+          <w:rFonts w:ascii="Consolas" w:hAnsi="Consolas" w:eastAsia="Consolas" w:cs="Consolas"/>
+          <w:sz w:val="20"/>
+        </w:rPr>
+        <w:t xml:space="preserve">-last 1h</w:t>
+      </w:r>
+      <w:r>
+        <w:rPr>
+          <w:rFonts w:ascii="맑은 고딕" w:hAnsi="맑은 고딕" w:eastAsia="맑은 고딕"/>
+          <w:sz w:val="21"/>
+        </w:rPr>
+        <w:t xml:space="preserve"> 또는 </w:t>
+      </w:r>
+      <w:r>
+        <w:rPr>
+          <w:rFonts w:ascii="Consolas" w:hAnsi="Consolas" w:eastAsia="Consolas" w:cs="Consolas"/>
+          <w:sz w:val="20"/>
+        </w:rPr>
+        <w:t xml:space="preserve">-from</w:t>
+      </w:r>
+      <w:r>
+        <w:rPr>
+          <w:rFonts w:ascii="맑은 고딕" w:hAnsi="맑은 고딕" w:eastAsia="맑은 고딕"/>
+          <w:sz w:val="21"/>
+        </w:rPr>
+        <w:t xml:space="preserve">·</w:t>
+      </w:r>
+      <w:r>
+        <w:rPr>
+          <w:rFonts w:ascii="Consolas" w:hAnsi="Consolas" w:eastAsia="Consolas" w:cs="Consolas"/>
+          <w:sz w:val="20"/>
+        </w:rPr>
+        <w:t xml:space="preserve">-to</w:t>
+      </w:r>
+      <w:r>
+        <w:rPr>
+          <w:rFonts w:ascii="맑은 고딕" w:hAnsi="맑은 고딕" w:eastAsia="맑은 고딕"/>
+          <w:sz w:val="21"/>
+        </w:rPr>
+        <w:t xml:space="preserve"> 다. 주지 않으면 수십 GB 가 될 수 있다.</w:t>
       </w:r>
     </w:p>
     <w:p>
@@ -1633,7 +3880,35 @@
           <w:rFonts w:ascii="맑은 고딕" w:hAnsi="맑은 고딕" w:eastAsia="맑은 고딕"/>
           <w:sz w:val="21"/>
         </w:rPr>
-        <w:t>노드 범위도 정한다. `-node local` 이면 이 노드만, `-node all` 이면 전체다. 원인이 한 노드에 있다고 확신할 수 없으면 전체를 모아야 하지만 그만큼 오래 걸린다.</w:t>
+        <w:t xml:space="preserve">노드 범위도 정한다. </w:t>
+      </w:r>
+      <w:r>
+        <w:rPr>
+          <w:rFonts w:ascii="Consolas" w:hAnsi="Consolas" w:eastAsia="Consolas" w:cs="Consolas"/>
+          <w:sz w:val="20"/>
+        </w:rPr>
+        <w:t xml:space="preserve">-node local</w:t>
+      </w:r>
+      <w:r>
+        <w:rPr>
+          <w:rFonts w:ascii="맑은 고딕" w:hAnsi="맑은 고딕" w:eastAsia="맑은 고딕"/>
+          <w:sz w:val="21"/>
+        </w:rPr>
+        <w:t xml:space="preserve"> 이면 이 노드만, </w:t>
+      </w:r>
+      <w:r>
+        <w:rPr>
+          <w:rFonts w:ascii="Consolas" w:hAnsi="Consolas" w:eastAsia="Consolas" w:cs="Consolas"/>
+          <w:sz w:val="20"/>
+        </w:rPr>
+        <w:t xml:space="preserve">-node all</w:t>
+      </w:r>
+      <w:r>
+        <w:rPr>
+          <w:rFonts w:ascii="맑은 고딕" w:hAnsi="맑은 고딕" w:eastAsia="맑은 고딕"/>
+          <w:sz w:val="21"/>
+        </w:rPr>
+        <w:t xml:space="preserve"> 이면 전체다. 원인이 한 노드에 있다고 확신할 수 없으면 전체를 모아야 하지만 그만큼 오래 걸린다.</w:t>
       </w:r>
     </w:p>
     <w:p>
@@ -1714,7 +3989,21 @@
           <w:rFonts w:ascii="맑은 고딕" w:hAnsi="맑은 고딕" w:eastAsia="맑은 고딕"/>
           <w:sz w:val="21"/>
         </w:rPr>
-        <w:t>공유 스토리지에 아카이브를 둔 것이다. 17장에서 `+FRA` 를 쓰도록 확인했다. 어느 노드가 만든 아카이브든 다른 노드가 읽는다.</w:t>
+        <w:t xml:space="preserve">공유 스토리지에 아카이브를 둔 것이다. 17장에서 </w:t>
+      </w:r>
+      <w:r>
+        <w:rPr>
+          <w:rFonts w:ascii="Consolas" w:hAnsi="Consolas" w:eastAsia="Consolas" w:cs="Consolas"/>
+          <w:sz w:val="20"/>
+        </w:rPr>
+        <w:t xml:space="preserve">+FRA</w:t>
+      </w:r>
+      <w:r>
+        <w:rPr>
+          <w:rFonts w:ascii="맑은 고딕" w:hAnsi="맑은 고딕" w:eastAsia="맑은 고딕"/>
+          <w:sz w:val="21"/>
+        </w:rPr>
+        <w:t xml:space="preserve"> 를 쓰도록 확인했다. 어느 노드가 만든 아카이브든 다른 노드가 읽는다.</w:t>
       </w:r>
     </w:p>
     <w:p>
@@ -1732,16 +4021,51 @@
           <w:rFonts w:ascii="맑은 고딕" w:hAnsi="맑은 고딕" w:eastAsia="맑은 고딕"/>
           <w:sz w:val="21"/>
         </w:rPr>
-        <w:t>FORCE LOGGING 이다. `alter database force logging` 으로 켠다. NOLOGGING 작업까지 리두에 남겨 스탠바이가 놓치지 않게 한다.</w:t>
+        <w:t xml:space="preserve">FORCE LOGGING 이다. </w:t>
+      </w:r>
+      <w:r>
+        <w:rPr>
+          <w:rFonts w:ascii="Consolas" w:hAnsi="Consolas" w:eastAsia="Consolas" w:cs="Consolas"/>
+          <w:sz w:val="20"/>
+        </w:rPr>
+        <w:t xml:space="preserve">alter database force logging</w:t>
+      </w:r>
+      <w:r>
+        <w:rPr>
+          <w:rFonts w:ascii="맑은 고딕" w:hAnsi="맑은 고딕" w:eastAsia="맑은 고딕"/>
+          <w:sz w:val="21"/>
+        </w:rPr>
+        <w:t xml:space="preserve"> 으로 켠다. NOLOGGING 작업까지 리두에 남겨 스탠바이가 놓치지 않게 한다.</w:t>
       </w:r>
     </w:p>
     <w:p>
       <w:r>
         <w:rPr>
-          <w:rFonts w:ascii="맑은 고딕" w:hAnsi="맑은 고딕" w:eastAsia="맑은 고딕"/>
-          <w:sz w:val="21"/>
-        </w:rPr>
-        <w:t>`log_archive_config` 다. `DG_CONFIG=(racdb,stbydb)` 형식으로 구성원을 선언한다.</w:t>
+          <w:rFonts w:ascii="Consolas" w:hAnsi="Consolas" w:eastAsia="Consolas" w:cs="Consolas"/>
+          <w:sz w:val="20"/>
+        </w:rPr>
+        <w:t xml:space="preserve">log_archive_config</w:t>
+      </w:r>
+      <w:r>
+        <w:rPr>
+          <w:rFonts w:ascii="맑은 고딕" w:hAnsi="맑은 고딕" w:eastAsia="맑은 고딕"/>
+          <w:sz w:val="21"/>
+        </w:rPr>
+        <w:t xml:space="preserve"> 다. </w:t>
+      </w:r>
+      <w:r>
+        <w:rPr>
+          <w:rFonts w:ascii="Consolas" w:hAnsi="Consolas" w:eastAsia="Consolas" w:cs="Consolas"/>
+          <w:sz w:val="20"/>
+        </w:rPr>
+        <w:t xml:space="preserve">DG_CONFIG=(racdb,stbydb)</w:t>
+      </w:r>
+      <w:r>
+        <w:rPr>
+          <w:rFonts w:ascii="맑은 고딕" w:hAnsi="맑은 고딕" w:eastAsia="맑은 고딕"/>
+          <w:sz w:val="21"/>
+        </w:rPr>
+        <w:t xml:space="preserve"> 형식으로 구성원을 선언한다.</w:t>
       </w:r>
     </w:p>
     <w:p>
@@ -1768,7 +4092,21 @@
           <w:rFonts w:ascii="맑은 고딕" w:hAnsi="맑은 고딕" w:eastAsia="맑은 고딕"/>
           <w:sz w:val="21"/>
         </w:rPr>
-        <w:t>하나, 파라미터를 `sid='*'` 로 모든 인스턴스에 같게 준다. 어느 인스턴스에서 리두가 나오든 스탠바이로 가야 하기 때문이다. 한 인스턴스에만 설정하면 그 인스턴스의 리두만 전송된다.</w:t>
+        <w:t xml:space="preserve">하나, 파라미터를 </w:t>
+      </w:r>
+      <w:r>
+        <w:rPr>
+          <w:rFonts w:ascii="Consolas" w:hAnsi="Consolas" w:eastAsia="Consolas" w:cs="Consolas"/>
+          <w:sz w:val="20"/>
+        </w:rPr>
+        <w:t xml:space="preserve">sid='*'</w:t>
+      </w:r>
+      <w:r>
+        <w:rPr>
+          <w:rFonts w:ascii="맑은 고딕" w:hAnsi="맑은 고딕" w:eastAsia="맑은 고딕"/>
+          <w:sz w:val="21"/>
+        </w:rPr>
+        <w:t xml:space="preserve"> 로 모든 인스턴스에 같게 준다. 어느 인스턴스에서 리두가 나오든 스탠바이로 가야 하기 때문이다. 한 인스턴스에만 설정하면 그 인스턴스의 리두만 전송된다.</w:t>
       </w:r>
     </w:p>
     <w:p>
